--- a/denisovan-archaic-dna-analysis/docs/ajba_submission/manuscript_ajba.docx
+++ b/denisovan-archaic-dna-analysis/docs/ajba_submission/manuscript_ajba.docx
@@ -34,7 +34,7 @@
         <w:rPr>
           <w:b/>
         </w:rPr>
-        <w:t>Tatsuki Onishi</w:t>
+        <w:t>Onishi Tatsuki</w:t>
       </w:r>
     </w:p>
     <w:p>
@@ -42,7 +42,7 @@
         <w:jc w:val="center"/>
       </w:pPr>
       <w:r>
-        <w:t>Data Science and AI Innovation Research Promotion Center, Shiga University of Medical Science, Otsu, Japan</w:t>
+        <w:t>Data Science and AI Innovation Research Promotion Center</w:t>
       </w:r>
     </w:p>
     <w:p>
@@ -50,7 +50,7 @@
         <w:jc w:val="center"/>
       </w:pPr>
       <w:r>
-        <w:t>Tatsuki Onishi, Data Science and AI Innovation Research Promotion Center, Shiga University of Medical Science, Seta Tsukinowa-cho, Otsu, Shiga 520-2192, Japan; Email: bougtoir@gmail.com</w:t>
+        <w:t>Onishi Tatsuki, Data Science and AI Innovation Research Promotion Center; Email: bougtoir@gmail.com</w:t>
       </w:r>
     </w:p>
     <w:p>
@@ -1089,7 +1089,7 @@
     </w:p>
     <w:p>
       <w:r>
-        <w:t>Tatsuki Onishi: Conceptualization, methodology, formal analysis, visualization, writing—original draft, and writing—review and editing.</w:t>
+        <w:t>Onishi Tatsuki: Conceptualization, methodology, formal analysis, visualization, writing—original draft, and writing—review and editing.</w:t>
       </w:r>
     </w:p>
     <w:p>

--- a/denisovan-archaic-dna-analysis/docs/ajba_submission/manuscript_ajba.docx
+++ b/denisovan-archaic-dna-analysis/docs/ajba_submission/manuscript_ajba.docx
@@ -12,7 +12,7 @@
           <w:b/>
           <w:sz w:val="32"/>
         </w:rPr>
-        <w:t>Pairwise sharing of Neanderthal and Denisovan introgression across global populations: An exploratory geographic analysis</w:t>
+        <w:t>Geographic distance decay in population-level Neanderthal and Denisovan segment profiles</w:t>
       </w:r>
     </w:p>
     <w:p>
@@ -58,7 +58,7 @@
         <w:jc w:val="center"/>
       </w:pPr>
       <w:r>
-        <w:t>Running title: Geography of archaic DNA sharing</w:t>
+        <w:t>Running title: Geography of archaic segment profiles</w:t>
       </w:r>
     </w:p>
     <w:p>
@@ -74,7 +74,7 @@
         <w:spacing w:line="360" w:lineRule="auto"/>
       </w:pPr>
       <w:r>
-        <w:t>Archaic introgression is usually summarized as ancestry proportion within individuals or populations. We evaluated whether pairwise similarity in the genomic distribution of Neanderthal- and Denisovan-like segments provides an additional, explicitly geographic description of population relationships. High-confidence hmmix calls from 3,134 individuals in 66 populations were summarized in 500-kb windows, producing 2,145 unique population pairs. Sharing was quantified as the Pearson correlation between population-level window-frequency vectors and modeled against geographic distance, maximum European-admixture fraction, and same-continent status. Matrix-level association was assessed with Mantel permutation tests in non-admixed populations. Neanderthal and Denisovan sharing declined with distance (raw r=-0.485 and -0.466; partial r=-0.311 and -0.300). Corrected models explained 51.0% and 49.5% of pairwise variation, respectively. Non-admixed Mantel correlations were -0.616 and -0.581 (both permutation p=0.0001). No positive-residual population pair survived false-discovery-rate correction at q&lt;0.10. Exploratory analysis of a 500-kb interval centered on ABO identified two Neanderthal-like segments among 41 Indigenous American HGDP individuals; both were closest to Vindija among three reference genomes, but only one overlapped the ABO gene. These observations do not demonstrate a migration route. Pairwise archaic sharing captures broad geographic structure, while specific residual and locus-level patterns remain hypothesis-generating and require independent modern and ancient genomic validation.</w:t>
+        <w:t>Objectives: We tested whether population-level genomic profiles of inferred Neanderthal- and Denisovan-like segments become less similar with geographic distance. Materials and Methods: High-confidence hmmix calls from 3,134 individuals in 66 populations were summarized in 500-kb windows. Each individual-haplotype-window contributed at most one presence, constraining population frequencies to 0-1. Pearson similarity was calculated for 2,145 population pairs. Distance associations were evaluated with population-label quadratic assignment permutations, population-deletion analyses, and sensitivities to window size, similarity metric, sample-size threshold, dataset, zero-distance pairs, and regional omission. Results: Similarity declined with distance for Neanderthal (raw r=-0.497) and Denisovan (raw r=-0.462) profiles. Expanded descriptive models that also included designated recent-admixture involvement, same-continent status, and same-dataset status had partial distance correlations of -0.369 and -0.326; population-label permutation P values for distance were 0.0001 and 0.0002. No positive-residual non-admixed pair met both z&gt;2 and false-discovery-rate q&lt;0.10. Conclusions: Archaic-segment profile similarity contains a broad geographic distance-decay signal, but the analysis does not identify exceptional population connections or demonstrate specific migration routes. A secondary ABO-window analysis remains hypothesis-generating.</w:t>
       </w:r>
     </w:p>
     <w:p>
@@ -85,7 +85,7 @@
         <w:t xml:space="preserve">Keywords: </w:t>
       </w:r>
       <w:r>
-        <w:t>archaic introgression; Neanderthal; Denisovan; population genetics; geographic distance; ABO; human migration</w:t>
+        <w:t>archaic introgression; Neanderthal; Denisovan; population genetics; geographic distance; quadratic assignment procedure; ABO</w:t>
       </w:r>
     </w:p>
     <w:p>
@@ -111,39 +111,7 @@
           <w:i w:val="0"/>
           <w:sz w:val="24"/>
         </w:rPr>
-        <w:t>Genomic comparisons established that present-day non-African populations carry ancestry inherited from Neanderthals and that several Asian and Oceanian populations also carry ancestry related to Denisovans.</w:t>
-      </w:r>
-      <w:r>
-        <w:rPr>
-          <w:rFonts w:ascii="Times New Roman" w:hAnsi="Times New Roman"/>
-          <w:sz w:val="20"/>
-          <w:vertAlign w:val="superscript"/>
-        </w:rPr>
-        <w:t>1,2</w:t>
-      </w:r>
-      <w:r>
-        <w:rPr>
-          <w:rFonts w:ascii="Times New Roman" w:hAnsi="Times New Roman"/>
-          <w:i w:val="0"/>
-          <w:sz w:val="24"/>
-        </w:rPr>
-        <w:t xml:space="preserve"> Subsequent maps of introgressed sequence showed that the amount and genomic distribution of archaic ancestry vary among populations, reflecting demographic history, drift, selection, and multiple episodes of gene flow.</w:t>
-      </w:r>
-      <w:r>
-        <w:rPr>
-          <w:rFonts w:ascii="Times New Roman" w:hAnsi="Times New Roman"/>
-          <w:sz w:val="20"/>
-          <w:vertAlign w:val="superscript"/>
-        </w:rPr>
-        <w:t>3-5</w:t>
-      </w:r>
-      <w:r>
-        <w:rPr>
-          <w:rFonts w:ascii="Times New Roman" w:hAnsi="Times New Roman"/>
-          <w:i w:val="0"/>
-          <w:sz w:val="24"/>
-        </w:rPr>
-        <w:t xml:space="preserve"> These features make archaic segments potentially informative about population relationships, but they also create substantial scope for confounding.</w:t>
+        <w:t>Genomic comparisons established gene flow from Neanderthals and Denisovans into ancestors of present-day populations outside Africa (Green et al. 2010; Reich et al. 2010). The amount and genomic distribution of introgressed sequence vary among populations because of demographic history, drift, selection, and multiple introgression histories (Sankararaman et al. 2014; Sankararaman et al. 2016; Jacobs et al. 2019). Most summaries emphasize the proportion of archaic ancestry within a population. A complementary question is whether two populations carry inferred archaic segments in similar genomic locations.</w:t>
       </w:r>
     </w:p>
     <w:p>
@@ -156,39 +124,7 @@
           <w:i w:val="0"/>
           <w:sz w:val="24"/>
         </w:rPr>
-        <w:t>The present study was motivated by the long-recognized high frequency of blood group O in Indigenous American populations. ABO is an unusually persistent polymorphic system with trans-species and population-specific histories.</w:t>
-      </w:r>
-      <w:r>
-        <w:rPr>
-          <w:rFonts w:ascii="Times New Roman" w:hAnsi="Times New Roman"/>
-          <w:sz w:val="20"/>
-          <w:vertAlign w:val="superscript"/>
-        </w:rPr>
-        <w:t>6,7</w:t>
-      </w:r>
-      <w:r>
-        <w:rPr>
-          <w:rFonts w:ascii="Times New Roman" w:hAnsi="Times New Roman"/>
-          <w:i w:val="0"/>
-          <w:sz w:val="24"/>
-        </w:rPr>
-        <w:t xml:space="preserve"> Ancient-DNA work has tested founder-effect explanations for Native American ABO frequencies, and archaic genomes contain distinguishable ABO allelic backgrounds.</w:t>
-      </w:r>
-      <w:r>
-        <w:rPr>
-          <w:rFonts w:ascii="Times New Roman" w:hAnsi="Times New Roman"/>
-          <w:sz w:val="20"/>
-          <w:vertAlign w:val="superscript"/>
-        </w:rPr>
-        <w:t>8,9</w:t>
-      </w:r>
-      <w:r>
-        <w:rPr>
-          <w:rFonts w:ascii="Times New Roman" w:hAnsi="Times New Roman"/>
-          <w:i w:val="0"/>
-          <w:sz w:val="24"/>
-        </w:rPr>
-        <w:t xml:space="preserve"> We therefore began with ABO as a focused, biologically interpretable locus and then asked whether any locus-level observation was accompanied by a broader genome-wide geographic pattern.</w:t>
+        <w:t>Geographic gradients in archaic ancestry may reflect range expansions and serial demographic processes rather than a single migration event (Quilodran et al. 2023). Pairwise profile similarity offers a direct descriptive measure of shared genomic distribution, but it creates dyadic data: every population appears in many pair rows. Standard row-wise regression tests, bootstraps, or response shuffles therefore do not preserve the population-level dependence structure. Quadratic assignment procedures address this problem by permuting population labels on a complete matrix (Krackhardt 1988; Dekker, Krackhardt, and Snijders 2007).</w:t>
       </w:r>
     </w:p>
     <w:p>
@@ -201,36 +137,7 @@
           <w:i w:val="0"/>
           <w:sz w:val="24"/>
         </w:rPr>
-        <w:t>Quilodran and colleagues modeled the spatial distribution of Neanderthal ancestry and demonstrated that past range expansions can generate broad geographic gradients.</w:t>
-      </w:r>
-      <w:r>
-        <w:rPr>
-          <w:rFonts w:ascii="Times New Roman" w:hAnsi="Times New Roman"/>
-          <w:sz w:val="20"/>
-          <w:vertAlign w:val="superscript"/>
-        </w:rPr>
-        <w:t>10</w:t>
-      </w:r>
-      <w:r>
-        <w:rPr>
-          <w:rFonts w:ascii="Times New Roman" w:hAnsi="Times New Roman"/>
-          <w:i w:val="0"/>
-          <w:sz w:val="24"/>
-        </w:rPr>
-        <w:t xml:space="preserve"> Our framework differs in four respects. First, it jointly describes Neanderthal and Denisovan sharing rather than a single ancestry proportion. Second, the unit of analysis is a population pair and its correlation across genomic windows. Third, residuals are examined only after explicit adjustment for designated recent admixture and continental grouping. Fourth, Wallace Line and Lydekker Line interpretations are treated as geographic visualizations of a bivariate signal, not as direct tests of a particular migration event.</w:t>
-      </w:r>
-    </w:p>
-    <w:p>
-      <w:pPr>
-        <w:ind w:firstLine="432"/>
-      </w:pPr>
-      <w:r>
-        <w:rPr>
-          <w:rFonts w:ascii="Times New Roman" w:hAnsi="Times New Roman"/>
-          <w:i w:val="0"/>
-          <w:sz w:val="24"/>
-        </w:rPr>
-        <w:t>We hypothesized that pairwise similarity in the genomic distribution of archaic segments would decline with geographic distance and that the combined Neanderthal-Denisovan pattern would differentiate continental and Oceanian population structure. The objectives were to quantify this decay, assess robustness to designated recent admixture, test matrix-level association, identify any statistically supported positive-residual pairs, and place a reproducible ABO-centered analysis within the genome-wide context. All locus-level and residual analyses were prespecified as exploratory and hypothesis-generating.</w:t>
+        <w:t>The primary objective was to test whether Neanderthal- and Denisovan-segment profile similarity declines with great-circle distance across 66 populations from the 1000 Genomes Project and Human Genome Diversity Project. We also tested robustness to alternative genomic windows, similarity metrics, sample-size thresholds, datasets, co-located pairs, and regional omission. A secondary analysis of the ABO-centered interval was retained because ABO has an unusually deep allelic history and has motivated founder-effect and archaic-background hypotheses (Calafell et al. 2008; Halverson and Bolnick 2008; Segurel et al. 2012; Condemi et al. 2021). This focal analysis was prespecified as exploratory and was not used to infer a migration route.</w:t>
       </w:r>
     </w:p>
     <w:p>
@@ -246,7 +153,7 @@
         <w:pStyle w:val="Heading2"/>
       </w:pPr>
       <w:r>
-        <w:t>Data sources and study populations</w:t>
+        <w:t>Data sources and population inclusion</w:t>
       </w:r>
     </w:p>
     <w:p>
@@ -259,54 +166,7 @@
           <w:i w:val="0"/>
           <w:sz w:val="24"/>
         </w:rPr>
-        <w:t>We analyzed publicly available archaic-introgression segments generated with hmmix, a method designed to detect archaic sequence without requiring an unadmixed modern outgroup.</w:t>
-      </w:r>
-      <w:r>
-        <w:rPr>
-          <w:rFonts w:ascii="Times New Roman" w:hAnsi="Times New Roman"/>
-          <w:sz w:val="20"/>
-          <w:vertAlign w:val="superscript"/>
-        </w:rPr>
-        <w:t>11</w:t>
-      </w:r>
-      <w:r>
-        <w:rPr>
-          <w:rFonts w:ascii="Times New Roman" w:hAnsi="Times New Roman"/>
-          <w:i w:val="0"/>
-          <w:sz w:val="24"/>
-        </w:rPr>
-        <w:t xml:space="preserve"> Segment files for the 1000 Genomes Project and Human Genome Diversity Project (HGDP) were obtained from Zenodo record 14136628. The files include similarity counts to Altai, Vindija, Denisova, and Chagyrskaya references; the Vindija reference derives from a high-coverage Neanderthal genome.</w:t>
-      </w:r>
-      <w:r>
-        <w:rPr>
-          <w:rFonts w:ascii="Times New Roman" w:hAnsi="Times New Roman"/>
-          <w:sz w:val="20"/>
-          <w:vertAlign w:val="superscript"/>
-        </w:rPr>
-        <w:t>12</w:t>
-      </w:r>
-      <w:r>
-        <w:rPr>
-          <w:rFonts w:ascii="Times New Roman" w:hAnsi="Times New Roman"/>
-          <w:i w:val="0"/>
-          <w:sz w:val="24"/>
-        </w:rPr>
-        <w:t xml:space="preserve"> Population metadata followed the source 1000 Genomes and HGDP resources.</w:t>
-      </w:r>
-      <w:r>
-        <w:rPr>
-          <w:rFonts w:ascii="Times New Roman" w:hAnsi="Times New Roman"/>
-          <w:sz w:val="20"/>
-          <w:vertAlign w:val="superscript"/>
-        </w:rPr>
-        <w:t>13,14</w:t>
-      </w:r>
-      <w:r>
-        <w:rPr>
-          <w:rFonts w:ascii="Times New Roman" w:hAnsi="Times New Roman"/>
-          <w:i w:val="0"/>
-          <w:sz w:val="24"/>
-        </w:rPr>
+        <w:t>We analyzed publicly archived hmmix segment calls from 1000 Genomes and HGDP samples in Zenodo record 14136628. Hmmix detects candidate archaic sequence without requiring an unadmixed modern outgroup (Skov et al. 2018). Source population definitions followed the 1000 Genomes and HGDP resources (1000 Genomes Project Consortium 2015; Bergström et al. 2020). SHA-256 checksums of both raw files are written to the analysis provenance record.</w:t>
       </w:r>
     </w:p>
     <w:p>
@@ -319,7 +179,7 @@
           <w:i w:val="0"/>
           <w:sz w:val="24"/>
         </w:rPr>
-        <w:t>Segments with mean posterior probability below 0.8 were excluded. Populations with fewer than seven represented individuals were excluded from the genome-wide analysis, leaving 3,134 individuals in 66 populations. Calls were retained as Neanderthal, Denisovan, or Both according to the source annotation. The analysis used de-identified public data and involved no new recruitment, sampling, or individual-level phenotype inference.</w:t>
+        <w:t>Segments with mean posterior probability below 0.8 were excluded. Populations with fewer than seven represented individuals were excluded, leaving 3,134 individuals in 66 populations. Source calls annotated as Neanderthal or Both entered the Neanderthal profile; calls annotated as Denisova or Both entered the Denisovan profile.</w:t>
       </w:r>
     </w:p>
     <w:p>
@@ -327,7 +187,7 @@
         <w:pStyle w:val="Heading2"/>
       </w:pPr>
       <w:r>
-        <w:t>Genome-wide population vectors and pairwise sharing</w:t>
+        <w:t>Population profiles and pairwise similarity</w:t>
       </w:r>
     </w:p>
     <w:p>
@@ -340,7 +200,7 @@
           <w:i w:val="0"/>
           <w:sz w:val="24"/>
         </w:rPr>
-        <w:t>The autosomal genome was partitioned into 500-kb windows. For each population and archaic category, overlapping high-confidence calls were converted to a diploid-normalized frequency vector by dividing the number of called haplotypes by twice the number of individuals. Pairwise sharing was the Pearson correlation between two population vectors. Separate 66 by 66 Neanderthal and Denisovan matrices yielded 2,145 unique off-diagonal population pairs for each ancestry type.</w:t>
+        <w:t>Autosomes were partitioned into 500-kb windows. Within each ancestry category, overlapping or fragmented source segments were collapsed so that each individual-haplotype-window contributed at most one presence. For each population and window, unique haplotype presences were divided by twice the number of represented individuals. A runtime validity check required every frequency to lie between 0 and 1.</w:t>
       </w:r>
     </w:p>
     <w:p>
@@ -353,15 +213,7 @@
           <w:i w:val="0"/>
           <w:sz w:val="24"/>
         </w:rPr>
-        <w:t>Population coordinates were assigned from sampling-location metadata or population centroids used in the original analysis scripts. Great-circle distance was computed with the Haversine formula. Correlation coefficients summarize similarity in the spatial distribution of called windows; they do not establish identity by descent.</w:t>
-      </w:r>
-    </w:p>
-    <w:p>
-      <w:pPr>
-        <w:pStyle w:val="Heading2"/>
-      </w:pPr>
-      <w:r>
-        <w:t>Confounding correction and sensitivity analysis</w:t>
+        <w:t>For each population pair, Pearson correlation was calculated across the union of windows with a nonzero frequency in either population. Pairs required more than 100 union windows for Neanderthal and more than 50 for Denisovan profiles. The 66-population matrices contained 2,145 unique off-diagonal pairs. Correlations describe profile similarity and do not establish identity by descent. Spearman correlation and cosine similarity were calculated as metric sensitivities.</w:t>
       </w:r>
     </w:p>
     <w:p>
@@ -374,7 +226,15 @@
           <w:i w:val="0"/>
           <w:sz w:val="24"/>
         </w:rPr>
-        <w:t>For population pair i,j, sharing was modeled as a linear function of geographic distance, the maximum designated European-admixture fraction of the two populations, and an indicator that both populations belonged to the same continental group. Designated fractions were Puerto Rican (PUR) 0.64, Colombian in Medellín (CLM) 0.57, Mexican ancestry in Los Angeles (MXL) 0.48, Peruvian in Lima (PEL) 0.16, African Caribbean in Barbados (ACB) 0.04, and African ancestry in the southwestern United States (ASW) 0.20. These values are operational sensitivity metadata, not individual ancestry estimates.</w:t>
+        <w:t>Population coordinates were consolidated in a versioned metadata table from source sampling locations or population centroids. Great-circle distance was calculated with the Haversine formula. Coordinate uncertainty and co-located population labels were assessed by excluding zero-distance pairs.</w:t>
+      </w:r>
+    </w:p>
+    <w:p>
+      <w:pPr>
+        <w:pStyle w:val="Heading2"/>
+      </w:pPr>
+      <w:r>
+        <w:t>Dyadic regression and permutation inference</w:t>
       </w:r>
     </w:p>
     <w:p>
@@ -387,15 +247,7 @@
           <w:i w:val="0"/>
           <w:sz w:val="24"/>
         </w:rPr>
-        <w:t>We report uncorrected and corrected coefficients of determination, raw correlations, and partial correlations obtained by residualizing distance and sharing against the admixture and same-continent covariates. Because pairwise rows share populations, conventional row-level p values do not represent independent observations and are not used as primary evidence. Sensitivity analyses excluded all pairs involving a designated admixed population.</w:t>
-      </w:r>
-    </w:p>
-    <w:p>
-      <w:pPr>
-        <w:pStyle w:val="Heading2"/>
-      </w:pPr>
-      <w:r>
-        <w:t>Residual outliers and matrix-level testing</w:t>
+        <w:t>The primary expanded descriptive model regressed pairwise similarity on distance per 1,000 km, involvement of one of four designated recently admixed American populations (PUR, CLM, MXL, or PEL), same-continent status, and same-dataset status. These indicators are coarse sensitivity covariates, not individual ancestry estimates or causal controls. Distance-only models were also fit.</w:t>
       </w:r>
     </w:p>
     <w:p>
@@ -408,23 +260,7 @@
           <w:i w:val="0"/>
           <w:sz w:val="24"/>
         </w:rPr>
-        <w:t>Positive corrected residuals were standardized within ancestry type. Pairs with z&gt;2.0 were evaluated with permutation-derived nominal p values, bootstrap confidence intervals, and Benjamini-Hochberg false discovery rate (FDR) correction.</w:t>
-      </w:r>
-      <w:r>
-        <w:rPr>
-          <w:rFonts w:ascii="Times New Roman" w:hAnsi="Times New Roman"/>
-          <w:sz w:val="20"/>
-          <w:vertAlign w:val="superscript"/>
-        </w:rPr>
-        <w:t>15</w:t>
-      </w:r>
-      <w:r>
-        <w:rPr>
-          <w:rFonts w:ascii="Times New Roman" w:hAnsi="Times New Roman"/>
-          <w:i w:val="0"/>
-          <w:sz w:val="24"/>
-        </w:rPr>
-        <w:t xml:space="preserve"> The prespecified reporting threshold was q&lt;0.10. Results from admixed pairs were retained for diagnostic comparison but were not interpreted as evidence for ancient migration.</w:t>
+        <w:t>Coefficient P values used 9,999 quadratic assignment permutations. At each iteration, the response matrix was permuted by the same random population-label order on rows and columns, after which the model was refit. Two-sided P values were the proportion of permuted coefficient magnitudes at least as large as the observed magnitude, including a plus-one correction. Descriptive R-squared values quantify fit to the observed pair matrix and are not interpreted as independent observations or causal variance explained.</w:t>
       </w:r>
     </w:p>
     <w:p>
@@ -437,23 +273,7 @@
           <w:i w:val="0"/>
           <w:sz w:val="24"/>
         </w:rPr>
-        <w:t>Matrix-level association between geographic distance and sharing was tested in non-admixed populations using a Mantel permutation test with 9,999 population-label permutations.</w:t>
-      </w:r>
-      <w:r>
-        <w:rPr>
-          <w:rFonts w:ascii="Times New Roman" w:hAnsi="Times New Roman"/>
-          <w:sz w:val="20"/>
-          <w:vertAlign w:val="superscript"/>
-        </w:rPr>
-        <w:t>16</w:t>
-      </w:r>
-      <w:r>
-        <w:rPr>
-          <w:rFonts w:ascii="Times New Roman" w:hAnsi="Times New Roman"/>
-          <w:i w:val="0"/>
-          <w:sz w:val="24"/>
-        </w:rPr>
-        <w:t xml:space="preserve"> The permutation acts on population labels and therefore preserves the dependence structure of symmetric distance and sharing matrices.</w:t>
+        <w:t>Population-deletion stability intervals were calculated by refitting the expanded model after removing every pair containing one population in turn and reporting the 2.5th and 97.5th percentiles of the resulting coefficients. These are sensitivity intervals rather than independent-sample confidence intervals.</w:t>
       </w:r>
     </w:p>
     <w:p>
@@ -461,7 +281,7 @@
         <w:pStyle w:val="Heading2"/>
       </w:pPr>
       <w:r>
-        <w:t>ABO-centered exploratory analysis</w:t>
+        <w:t>Residual outliers and multiple testing</w:t>
       </w:r>
     </w:p>
     <w:p>
@@ -474,7 +294,15 @@
           <w:i w:val="0"/>
           <w:sz w:val="24"/>
         </w:rPr>
-        <w:t>The ABO gene was defined on GRCh38 as chr9:133,233,278-133,276,024. We analyzed both strict gene overlap and a 500-kb interval (chr9:133.0-133.5 Mb). The same mean-probability threshold of 0.8 was applied. Population carrier frequencies used unique individuals as the numerator and all represented individuals as the denominator.</w:t>
+        <w:t>Outlier analysis was restricted to the complete matrix after removing PUR, CLM, MXL, and PEL. Similarity was modeled using distance, same-continent status, and same-dataset status. Positive residuals were standardized by the residual standard deviation. For every pair, a one-sided nominal P value was calculated from its own residual null distribution across 9,999 population-label permutations. The Benjamini-Hochberg procedure was applied jointly to all non-admixed pairs within each ancestry analysis (Benjamini and Hochberg 1995). A supported positive outlier required z&gt;2 and q&lt;0.10.</w:t>
+      </w:r>
+    </w:p>
+    <w:p>
+      <w:pPr>
+        <w:pStyle w:val="Heading2"/>
+      </w:pPr>
+      <w:r>
+        <w:t>Robustness analyses</w:t>
       </w:r>
     </w:p>
     <w:p>
@@ -487,7 +315,15 @@
           <w:i w:val="0"/>
           <w:sz w:val="24"/>
         </w:rPr>
-        <w:t>For each Neanderthal or Both segment in the 500-kb interval, Altai, Vindija, and Chagyrskaya similarity counts were compared. A unique maximum defined the closest reference; equal maxima were retained as ties rather than assigned arbitrarily. Indigenous American HGDP populations were Pima, Maya, and Colombian; PEL, MXL, CLM, and PUR were analyzed separately as admixed American populations.</w:t>
+        <w:t>We repeated distance-only population-label tests for 250-kb, 500-kb, and 1-Mb windows. At 500 kb, robustness summaries compared Pearson, Spearman, and cosine similarity; minimum population sizes of 7, 10, 15, and 20; the complete dataset, non-admixed populations, 1000 Genomes-only and HGDP-only subsets; exclusion of zero-distance pairs; and leave-one-continent-out subsets. Full-window Pearson correlation and presence-absence Jaccard similarity assessed sensitivity to the nonzero-window union. Sensitivity tests used 999 population-label permutations. No genome-wide callable mask was available in the source release, so mask-adjusted profiles could not be evaluated.</w:t>
+      </w:r>
+    </w:p>
+    <w:p>
+      <w:pPr>
+        <w:pStyle w:val="Heading2"/>
+      </w:pPr>
+      <w:r>
+        <w:t>Secondary ABO-centered analysis</w:t>
       </w:r>
     </w:p>
     <w:p>
@@ -500,31 +336,7 @@
           <w:i w:val="0"/>
           <w:sz w:val="24"/>
         </w:rPr>
-        <w:t>The O2-defining variant was rs41302905, evaluated on the GRCh38 reference orientation as the T allele. Population frequencies were retrieved from Ensembl Variation for 1000 Genomes Phase 3 and compared descriptively with published New Georgia, Solomon Islands ABO*O02 frequencies.</w:t>
-      </w:r>
-      <w:r>
-        <w:rPr>
-          <w:rFonts w:ascii="Times New Roman" w:hAnsi="Times New Roman"/>
-          <w:sz w:val="20"/>
-          <w:vertAlign w:val="superscript"/>
-        </w:rPr>
-        <w:t>17</w:t>
-      </w:r>
-      <w:r>
-        <w:rPr>
-          <w:rFonts w:ascii="Times New Roman" w:hAnsi="Times New Roman"/>
-          <w:i w:val="0"/>
-          <w:sz w:val="24"/>
-        </w:rPr>
-        <w:t xml:space="preserve"> This comparison does not establish that the modern allele was inherited from a specific archaic lineage.</w:t>
-      </w:r>
-    </w:p>
-    <w:p>
-      <w:pPr>
-        <w:pStyle w:val="Heading2"/>
-      </w:pPr>
-      <w:r>
-        <w:t>Ancient-genome comparison and software</w:t>
+        <w:t>The ABO gene was defined on GRCh38 as chr9:133,233,278-133,276,024. We distinguished strict gene overlap from any overlap with a 500-kb interval spanning chr9:133.0-133.5 Mb. Population carrier frequencies used unique individuals in the numerator and all represented source individuals in the denominator.</w:t>
       </w:r>
     </w:p>
     <w:p>
@@ -537,7 +349,15 @@
           <w:i w:val="0"/>
           <w:sz w:val="24"/>
         </w:rPr>
-        <w:t>Ancient ABO-window observations were secondarily extracted from public outputs associated with the Neanderthal-ancestry-through-time study. The resulting individual-level summary was used only for a descriptive visualization because ancient and modern calls were produced by different pipelines and coverage regimes. No formal temporal trend test was performed.</w:t>
+        <w:t>For Neanderthal or Both segments in the interval, similarity counts to Altai, Vindija, and Chagyrskaya were compared; tied maxima remained ties. The Vindija reference is a high-coverage Neanderthal genome (Prüfer et al. 2017). The O2-defining rs41302905 T allele was summarized from Ensembl/1000 Genomes frequencies and published Solomon Islands frequencies (Ohashi et al. 2006). Ancient-window observations were descriptively extracted from public outputs associated with Iasi et al. (2024); ancient and modern calls were not directly compared statistically.</w:t>
+      </w:r>
+    </w:p>
+    <w:p>
+      <w:pPr>
+        <w:pStyle w:val="Heading2"/>
+      </w:pPr>
+      <w:r>
+        <w:t>Ethical review, community engagement, and interpretation</w:t>
       </w:r>
     </w:p>
     <w:p>
@@ -550,7 +370,20 @@
           <w:i w:val="0"/>
           <w:sz w:val="24"/>
         </w:rPr>
-        <w:t>Analyses were conducted in Python using pandas, NumPy, SciPy, statsmodels, Matplotlib, and seaborn. Document outputs used python-docx, python-pptx, and Pillow. Exact package versions are recorded by the execution environment when the package is rebuilt.</w:t>
+        <w:t>This computational secondary analysis used de-identified public data and involved no recruitment, contact, biospecimen collection, or new individual-level phenotype inference. The author did not obtain a separate institutional review determination for this secondary analysis; approvals, consent, and data-access procedures were those reported by the source studies. This limitation is disclosed rather than treating public availability as equivalent to unrestricted ethical reuse.</w:t>
+      </w:r>
+    </w:p>
+    <w:p>
+      <w:pPr>
+        <w:ind w:firstLine="432"/>
+      </w:pPr>
+      <w:r>
+        <w:rPr>
+          <w:rFonts w:ascii="Times New Roman" w:hAnsi="Times New Roman"/>
+          <w:i w:val="0"/>
+          <w:sz w:val="24"/>
+        </w:rPr>
+        <w:t>No source community or stakeholder representatives participated in the design, analysis, interpretation, or dissemination of the present secondary study, and no direct community return-of-results process was conducted. Because the dataset includes Indigenous participants and the topic can affect narratives of ancestry and migration, analyses were interpreted in light of Indigenous data-governance guidance and the CARE principles (Claw et al. 2018; Carroll et al. 2020). Population labels were retained only when needed for transparent source-data description; locus-level observations were not generalized to communities, and migration routes were not assigned from these data. The public article, code, and derived aggregate results are the current means of results availability. These disclosures follow the expanded AJBA guidance on ethical review and stakeholder communication (Turner 2025).</w:t>
       </w:r>
     </w:p>
     <w:p>
@@ -566,7 +399,7 @@
         <w:pStyle w:val="Heading2"/>
       </w:pPr>
       <w:r>
-        <w:t>Genome-wide distance decay</w:t>
+        <w:t>Data-validity correction</w:t>
       </w:r>
     </w:p>
     <w:p>
@@ -579,7 +412,7 @@
           <w:i w:val="0"/>
           <w:sz w:val="24"/>
         </w:rPr>
-        <w:t>Across 2,145 population pairs, Neanderthal sharing correlated negatively with distance (raw r=-0.4847), as did Denisovan sharing (raw r=-0.4656). After residualization against designated European-admixture fraction and same-continent status, the corresponding partial correlations were -0.3105 and -0.3001. The corrected models explained 51.00% of Neanderthal and 49.53% of Denisovan pairwise variation, compared with 23.50% and 21.67% in distance-only models (Figure 1; Table 1).</w:t>
+        <w:t>Collapsing fragmented segments at the individual-haplotype-window level removed duplicate contributions that could otherwise make a nominal frequency exceed 1. In the rebuilt profiles, the maximum frequency was 1.0 for both ancestry categories and no population-window frequency exceeded 1. The analysis retained 66 populations, 3,134 individuals, and 2,145 unique population pairs.</w:t>
       </w:r>
     </w:p>
     <w:p>
@@ -587,7 +420,7 @@
         <w:pStyle w:val="Heading2"/>
       </w:pPr>
       <w:r>
-        <w:t>Population structure in sharing matrices</w:t>
+        <w:t>Geographic distance decay</w:t>
       </w:r>
     </w:p>
     <w:p>
@@ -600,7 +433,7 @@
           <w:i w:val="0"/>
           <w:sz w:val="24"/>
         </w:rPr>
-        <w:t>Heat maps of 31 geographically representative populations showed broad within-region blocks in both matrices, with a sharper Oceanian contrast for Denisovan sharing (Figure 2). The display is a selected subset for legibility; all 66 populations contributed to the statistical analysis.</w:t>
+        <w:t>Neanderthal profile similarity declined with distance (raw r=-0.497); the corresponding Denisovan correlation was -0.462. Partial distance correlations from the expanded descriptive models were -0.369 and -0.326. Distance-only R-squared values were 0.247 and 0.213; expanded-model values were 0.546 and 0.511. The QAP distance coefficients per 1,000 km were -0.01892 (P=0.0001) and -0.01918 (P=0.0002) (Figure 1; Table 1).</w:t>
       </w:r>
     </w:p>
     <w:p>
@@ -608,7 +441,7 @@
         <w:pStyle w:val="Heading2"/>
       </w:pPr>
       <w:r>
-        <w:t>Geographic interpretation</w:t>
+        <w:t>Population structure and robustness</w:t>
       </w:r>
     </w:p>
     <w:p>
@@ -621,28 +454,7 @@
           <w:i w:val="0"/>
           <w:sz w:val="24"/>
         </w:rPr>
-        <w:t>A schematic places the sharing analysis within established broad dispersal and archaic-admixture contexts (Figure 3). It intentionally does not encode estimated migration magnitudes. The bivariate signal is consistent with a strong change in Denisovan-related ancestry across island Southeast Asia toward Sahul. Wallace Line and Lydekker Line terminology is used as biogeographic context, not as a claim that the present analysis dates or uniquely identifies a crossing event.</w:t>
-      </w:r>
-    </w:p>
-    <w:p>
-      <w:pPr>
-        <w:pStyle w:val="Heading2"/>
-      </w:pPr>
-      <w:r>
-        <w:t>Sensitivity to designated recent admixture</w:t>
-      </w:r>
-    </w:p>
-    <w:p>
-      <w:pPr>
-        <w:ind w:firstLine="432"/>
-      </w:pPr>
-      <w:r>
-        <w:rPr>
-          <w:rFonts w:ascii="Times New Roman" w:hAnsi="Times New Roman"/>
-          <w:i w:val="0"/>
-          <w:sz w:val="24"/>
-        </w:rPr>
-        <w:t>Excluding every pair involving PUR, CLM, MXL, PEL, ACB, or ASW strengthened the raw Neanderthal distance correlation from approximately -0.485 to -0.615 (Figure 4). Several high positive residuals in the full analysis involved admixed American populations, including PEL. These patterns are compatible with recent ancestry mixtures and were not used as independent support for a Beringian migration interpretation.</w:t>
+        <w:t>The representative heat maps showed broad regional blocks and a stronger Oceanian contrast in the Denisovan profile (Figure 2). The complete 66-population heat map is provided as Figure S1. Negative distance correlations were examined across admixture exclusions, within-dataset subsets, minimum sample sizes, and regional omissions (Figure 3). Window-size results at 250 kb, 500 kb, and 1 Mb are shown in Figure S2. These analyses were treated as robustness checks rather than independent confirmatory tests.</w:t>
       </w:r>
     </w:p>
     <w:p>
@@ -663,7 +475,7 @@
           <w:i w:val="0"/>
           <w:sz w:val="24"/>
         </w:rPr>
-        <w:t>Among non-admixed pairs, the Mantel correlation was -0.6157 for Neanderthal sharing and -0.5809 for Denisovan sharing; both permutation p values were 0.0001. No positive-residual pair survived false-discovery-rate correction at q&lt;0.10 for either ancestry type. Nominal residual rankings are therefore reported only as exploratory diagnostics rather than statistically supported outliers.</w:t>
+        <w:t>No non-admixed pair met both the positive-residual z&gt;2 criterion and Benjamini-Hochberg q&lt;0.10 for either ancestry category. Nominal residual ranks are retained in the full pairwise data table for auditability but are not interpreted as statistically supported population connections.</w:t>
       </w:r>
     </w:p>
     <w:p>
@@ -671,7 +483,7 @@
         <w:pStyle w:val="Heading2"/>
       </w:pPr>
       <w:r>
-        <w:t>ABO-window segment composition</w:t>
+        <w:t>Secondary ABO-window observations</w:t>
       </w:r>
     </w:p>
     <w:p>
@@ -684,133 +496,7 @@
           <w:i w:val="0"/>
           <w:sz w:val="24"/>
         </w:rPr>
-        <w:t>The reproducible 500-kb ABO-centered scan identified 834 Neanderthal or Both segments, of which 129 overlapped the gene itself. Closest-reference composition varied by broad group, but 335 of 834 segments had tied maximum similarity and were not forced to a lineage. In the Indigenous American HGDP subset, two segments were observed among 41 individuals: one in Pima overlapped ABO and one in Maya lay downstream within the 500-kb interval. Both were Vindija-closest, but n=2 cannot support a regional proportion or ancestry-route conclusion (Figure 5; Table 2).</w:t>
-      </w:r>
-    </w:p>
-    <w:p>
-      <w:pPr>
-        <w:pStyle w:val="Heading2"/>
-      </w:pPr>
-      <w:r>
-        <w:t>O2 allele and introgression-window frequencies</w:t>
-      </w:r>
-    </w:p>
-    <w:p>
-      <w:pPr>
-        <w:ind w:firstLine="432"/>
-      </w:pPr>
-      <w:r>
-        <w:rPr>
-          <w:rFonts w:ascii="Times New Roman" w:hAnsi="Times New Roman"/>
-          <w:i w:val="0"/>
-          <w:sz w:val="24"/>
-        </w:rPr>
-        <w:t>The O2-defining rs41302905 T allele had published frequencies of 5.1%, 16.3%, and 14.1% in Munda, Paradise, and Rawaki, respectively, whereas selected 1000 Genomes frequencies were lower and concentrated mainly in European and admixed American populations.</w:t>
-      </w:r>
-      <w:r>
-        <w:rPr>
-          <w:rFonts w:ascii="Times New Roman" w:hAnsi="Times New Roman"/>
-          <w:sz w:val="20"/>
-          <w:vertAlign w:val="superscript"/>
-        </w:rPr>
-        <w:t>17</w:t>
-      </w:r>
-      <w:r>
-        <w:rPr>
-          <w:rFonts w:ascii="Times New Roman" w:hAnsi="Times New Roman"/>
-          <w:i w:val="0"/>
-          <w:sz w:val="24"/>
-        </w:rPr>
-        <w:t xml:space="preserve"> In contrast, carrier frequencies for any Neanderthal-like segment in the 500-kb ABO interval were 7/8 in Papuan Sepik and 7/9 in Papuan Highlands, despite no strict ABO overlap in either population. The two panels therefore summarize different biological quantities and should not be interpreted as a locus-level association (Figure 6).</w:t>
-      </w:r>
-    </w:p>
-    <w:p>
-      <w:pPr>
-        <w:pStyle w:val="Heading2"/>
-      </w:pPr>
-      <w:r>
-        <w:t>ANE hypothesis and ancient comparison</w:t>
-      </w:r>
-    </w:p>
-    <w:p>
-      <w:pPr>
-        <w:ind w:firstLine="432"/>
-      </w:pPr>
-      <w:r>
-        <w:rPr>
-          <w:rFonts w:ascii="Times New Roman" w:hAnsi="Times New Roman"/>
-          <w:i w:val="0"/>
-          <w:sz w:val="24"/>
-        </w:rPr>
-        <w:t>Ancient North Eurasian (ANE) ancestry contributes to published models of First American ancestry.</w:t>
-      </w:r>
-      <w:r>
-        <w:rPr>
-          <w:rFonts w:ascii="Times New Roman" w:hAnsi="Times New Roman"/>
-          <w:sz w:val="20"/>
-          <w:vertAlign w:val="superscript"/>
-        </w:rPr>
-        <w:t>18</w:t>
-      </w:r>
-      <w:r>
-        <w:rPr>
-          <w:rFonts w:ascii="Times New Roman" w:hAnsi="Times New Roman"/>
-          <w:i w:val="0"/>
-          <w:sz w:val="24"/>
-        </w:rPr>
-        <w:t xml:space="preserve"> Figure 7 shows how an ANE-mediated pathway could generate a testable hypothesis for the two modern Indigenous American ABO-window segments, while explicitly separating the hypothesis from evidence. A descriptive extraction from ancient-genome outputs showed heterogeneous reference matches and several individuals with no recorded interval segment. Because those calls and modern hmmix calls were generated differently, Figure 8 presents no temporal test or turnover estimate.</w:t>
-      </w:r>
-      <w:r>
-        <w:rPr>
-          <w:rFonts w:ascii="Times New Roman" w:hAnsi="Times New Roman"/>
-          <w:sz w:val="20"/>
-          <w:vertAlign w:val="superscript"/>
-        </w:rPr>
-        <w:t>19</w:t>
-      </w:r>
-      <w:r>
-        <w:rPr>
-          <w:rFonts w:ascii="Times New Roman" w:hAnsi="Times New Roman"/>
-          <w:i w:val="0"/>
-          <w:sz w:val="24"/>
-        </w:rPr>
-      </w:r>
-    </w:p>
-    <w:p>
-      <w:pPr>
-        <w:pStyle w:val="Heading2"/>
-      </w:pPr>
-      <w:r>
-        <w:t>Bivariate global summary</w:t>
-      </w:r>
-    </w:p>
-    <w:p>
-      <w:pPr>
-        <w:ind w:firstLine="432"/>
-      </w:pPr>
-      <w:r>
-        <w:rPr>
-          <w:rFonts w:ascii="Times New Roman" w:hAnsi="Times New Roman"/>
-          <w:i w:val="0"/>
-          <w:sz w:val="24"/>
-        </w:rPr>
-        <w:t>A literature-derived bivariate map summarizes the complementary geographic distributions of Neanderthal- and Denisovan-related ancestry (Figure 9).</w:t>
-      </w:r>
-      <w:r>
-        <w:rPr>
-          <w:rFonts w:ascii="Times New Roman" w:hAnsi="Times New Roman"/>
-          <w:sz w:val="20"/>
-          <w:vertAlign w:val="superscript"/>
-        </w:rPr>
-        <w:t>2-5</w:t>
-      </w:r>
-      <w:r>
-        <w:rPr>
-          <w:rFonts w:ascii="Times New Roman" w:hAnsi="Times New Roman"/>
-          <w:i w:val="0"/>
-          <w:sz w:val="24"/>
-        </w:rPr>
-        <w:t xml:space="preserve"> Neanderthal ancestry is broadly distributed outside Africa, whereas high Denisovan ancestry is concentrated in Oceania and some island Southeast Asian groups. The map is contextual and is not used in the regression or residual tests.</w:t>
+        <w:t>The 500-kb ABO-centered scan identified 834 Neanderthal or Both source segments, of which 129 overlapped the ABO gene. Of the 834 interval segments, 335 had tied maximum reference similarity and were not forced to a lineage. In the Indigenous American HGDP subset, one Pima segment overlapped ABO and one Maya segment lay downstream within the wider interval. Both were Vindija-closest, but two segments among 41 represented individuals do not support a regional proportion or migration-route inference (Figure 4; Table 2). O2 frequencies, an Ancient North Eurasian context diagram, and the non-comparable ancient-window extraction are provided only as Figure S3, Figure S4, and Figure S5.</w:t>
       </w:r>
     </w:p>
     <w:p>
@@ -831,7 +517,7 @@
           <w:i w:val="0"/>
           <w:sz w:val="24"/>
         </w:rPr>
-        <w:t>Pairwise correlations across genomic windows captured broad geographic structure in both Neanderthal and Denisovan calls. Adjustment for designated recent admixture and continental grouping increased explained variance, indicating that uncorrected distance decay combines multiple demographic processes. Matrix-level Mantel tests supported a robust negative geographic association, but the absence of false-discovery-rate-significant residual outliers is equally important: the present data support broad structure, not specific exceptional population connections.</w:t>
+        <w:t>After correction of the population-frequency construction, both Neanderthal and Denisovan profile similarities retained negative geographic associations. The result is therefore not an artifact of allowing fragmented segments to contribute repeatedly to the same haplotype-window. The revised estimates should replace all values from the earlier prototype analysis.</w:t>
       </w:r>
     </w:p>
     <w:p>
@@ -844,23 +530,7 @@
           <w:i w:val="0"/>
           <w:sz w:val="24"/>
         </w:rPr>
-        <w:t>The distinction from the framework of Quilodran et al.</w:t>
-      </w:r>
-      <w:r>
-        <w:rPr>
-          <w:rFonts w:ascii="Times New Roman" w:hAnsi="Times New Roman"/>
-          <w:sz w:val="20"/>
-          <w:vertAlign w:val="superscript"/>
-        </w:rPr>
-        <w:t>10</w:t>
-      </w:r>
-      <w:r>
-        <w:rPr>
-          <w:rFonts w:ascii="Times New Roman" w:hAnsi="Times New Roman"/>
-          <w:i w:val="0"/>
-          <w:sz w:val="24"/>
-        </w:rPr>
-        <w:t xml:space="preserve"> is structural rather than competitive. Their spatial models ask how expansions shape Neanderthal ancestry across populations. Our bivariate approach asks whether two populations distribute archaic calls similarly across windows and whether this pairwise similarity changes with distance. Joint Neanderthal and Denisovan views can distinguish populations with superficially similar total archaic burdens, but correlation also discards absolute ancestry levels and can be sensitive to sparse windows.</w:t>
+        <w:t>The population-label permutation is central to interpretation. A dataset of 2,145 pairs does not contain 2,145 independent geographic comparisons because each of 66 populations appears repeatedly. QAP preserves the complete matrix while testing whether the observed distance coefficient is unusual under population relabeling (Krackhardt 1988; Dekker, Krackhardt, and Snijders 2007). The expanded-model R-squared values remain descriptive; coarse same-continent, recent-admixture, and dataset indicators should not be read as causal adjustment.</w:t>
       </w:r>
     </w:p>
     <w:p>
@@ -873,7 +543,7 @@
           <w:i w:val="0"/>
           <w:sz w:val="24"/>
         </w:rPr>
-        <w:t>The Denisovan matrix and global map reproduce the qualitative contrast between continental Asia and Oceania. Wallace and Lydekker lines are useful labels for discussing this transition, but neither line is itself a statistical covariate in the current models. Denser island sampling and explicit spatial models would be required to localize a discontinuity or attribute it to a specific pulse of settlement or introgression.</w:t>
+        <w:t>The distance-decay signal is compatible with broad serial demographic structure and the spatial patterning of introgressed sequence described in earlier work (Sankararaman et al. 2014; Sankararaman et al. 2016; Quilodran et al. 2023). It does not identify the timing, direction, or number of migration or introgression events. Population coordinates are approximations, and archaic-call similarity can also reflect callability, allele-frequency differences, linkage, selection, and reference-panel composition.</w:t>
       </w:r>
     </w:p>
     <w:p>
@@ -886,23 +556,7 @@
           <w:i w:val="0"/>
           <w:sz w:val="24"/>
         </w:rPr>
-        <w:t>The ABO analysis illustrates both the appeal and danger of a focal locus. ABO has deep allelic history and plausible immune-related selection, while long-term selection can reshape the retention of Neanderthal sequence.</w:t>
-      </w:r>
-      <w:r>
-        <w:rPr>
-          <w:rFonts w:ascii="Times New Roman" w:hAnsi="Times New Roman"/>
-          <w:sz w:val="20"/>
-          <w:vertAlign w:val="superscript"/>
-        </w:rPr>
-        <w:t>6,20</w:t>
-      </w:r>
-      <w:r>
-        <w:rPr>
-          <w:rFonts w:ascii="Times New Roman" w:hAnsi="Times New Roman"/>
-          <w:i w:val="0"/>
-          <w:sz w:val="24"/>
-        </w:rPr>
-        <w:t xml:space="preserve"> However, a 500-kb carrier call is not equivalent to an ABO allele, and the O2-defining variant cannot be labeled Neanderthal-derived solely because similar ABO backgrounds occur in an archaic genome. Recombination, linkage disequilibrium, reference similarity, and independent persistence of ancestral variation all complicate interpretation.</w:t>
+        <w:t>The absence of FDR-supported residual outliers constrains the strongest historical claims. A highly ranked pair cannot be promoted as evidence for a special connection when its pair-specific permutation result does not survive the declared testing family. This is especially important for admixed American populations, for which recent mixture can alter both inferred archaic profiles and geographic interpretations.</w:t>
       </w:r>
     </w:p>
     <w:p>
@@ -915,22 +569,7 @@
           <w:i w:val="0"/>
           <w:sz w:val="24"/>
         </w:rPr>
-        <w:t>The two Vindija-closest Indigenous American window segments are particularly underpowered. Only the Pima segment overlaps the gene; the Maya segment does not. Two segments among 41 sampled individuals do not justify a 100% regional estimate, and similarity to a reference genome is not proof that the segment traveled through ANE or Beringia. Published ANE and Population Y models provide testable demographic contexts, not confirmation of this locus-level route.</w:t>
-      </w:r>
-      <w:r>
-        <w:rPr>
-          <w:rFonts w:ascii="Times New Roman" w:hAnsi="Times New Roman"/>
-          <w:sz w:val="20"/>
-          <w:vertAlign w:val="superscript"/>
-        </w:rPr>
-        <w:t>18,21</w:t>
-      </w:r>
-      <w:r>
-        <w:rPr>
-          <w:rFonts w:ascii="Times New Roman" w:hAnsi="Times New Roman"/>
-          <w:i w:val="0"/>
-          <w:sz w:val="24"/>
-        </w:rPr>
+        <w:t>The ABO analysis illustrates the limits of a focal-locus narrative. ABO has deep allelic history, and selection can affect the persistence of introgressed sequence (Segurel et al. 2012; Petr et al. 2019). Nevertheless, an inferred segment in a 500-kb interval is not an ABO allele, closest-reference similarity is not a transmission path, and the O2-defining variant cannot be labeled Neanderthal-derived from proximity alone. The Pima and Maya observations are individual segment records, not population prevalence estimates.</w:t>
       </w:r>
     </w:p>
     <w:p>
@@ -943,7 +582,7 @@
           <w:i w:val="0"/>
           <w:sz w:val="24"/>
         </w:rPr>
-        <w:t>Post-Columbian admixture is a major concern for American population pairs. The sensitivity analysis showed that removal of designated admixed populations strengthened distance decay, and PEL-containing residuals were prominent in diagnostic rankings. Such pairs may be informative about recent mixture or reference-panel composition, but they should not be treated as decisive evidence for ancient trans-Beringian continuity.</w:t>
+        <w:t>Published Ancient North Eurasian and multiple-founder models provide broader contexts for First American ancestry (Raghavan et al. 2014; Skoglund et al. 2015), but they do not validate a route for either ABO-window segment. Such a claim would require independently sampled ancient genomes, a phased local genealogy, method-matched calling, and explicit community-engaged governance for any new Indigenous genomic analysis.</w:t>
       </w:r>
     </w:p>
     <w:p>
@@ -956,7 +595,7 @@
           <w:i w:val="0"/>
           <w:sz w:val="24"/>
         </w:rPr>
-        <w:t>Several statistical limitations remain. Population pairs are not independent because each population appears in many rows; accordingly, partial-correlation p values from row-level calculations would be anticonservative if interpreted as independent-sample tests. The Mantel procedure addresses matrix dependence for the global distance association but does not solve every inferential issue. Window correlations also ignore linkage disequilibrium, variable callability, segment age, and whether similarities are identity by descent or identity by state. Population-level ecological associations cannot be transferred to individuals.</w:t>
+        <w:t>Limitations include modest sizes for several populations, sparse Denisovan calls outside Oceania, centroid-based distances, lack of a common callable mask, and correlation measures that do not distinguish identity by descent from identity by state. The dataset combines two projects, and same-dataset status only partially represents technical heterogeneity. Population-deletion and sensitivity analyses assess stability but cannot replace validation in independent modern and ancient data.</w:t>
       </w:r>
     </w:p>
     <w:p>
@@ -969,49 +608,7 @@
           <w:i w:val="0"/>
           <w:sz w:val="24"/>
         </w:rPr>
-        <w:t>Power is constrained by modest population sample sizes, sparse Denisovan calls outside Oceania, and multiple testing across 2,145 pairs. The absence of significant outliers may reflect both genuinely smooth structure and limited power, but it cannot be converted into evidence for a nominated pair. Independent validation should use larger modern panels, ancient genomes from Beringia and island Southeast Asia, haplotype phylogenies, independent genetic-distance covariates, and spatial mixed models.</w:t>
-      </w:r>
-    </w:p>
-    <w:p>
-      <w:pPr>
-        <w:ind w:firstLine="432"/>
-      </w:pPr>
-      <w:r>
-        <w:rPr>
-          <w:rFonts w:ascii="Times New Roman" w:hAnsi="Times New Roman"/>
-          <w:i w:val="0"/>
-          <w:sz w:val="24"/>
-        </w:rPr>
-        <w:t>The framework yields concrete predictions. If the ABO-window observation is linked to ANE ancestry, homologous haplotypes should occur in independently sequenced ANE-related and Beringian genomes with a coherent local genealogy. If the Oceanian discontinuity reflects multiple Denisovan ancestries, haplotype-resolved calls should change across island transects rather than only in total proportion. Northeast Asian and Japanese datasets can test whether the low-Denisovan, high-Neanderthal bivariate position is stable across methods and sampling schemes.</w:t>
-      </w:r>
-      <w:r>
-        <w:rPr>
-          <w:rFonts w:ascii="Times New Roman" w:hAnsi="Times New Roman"/>
-          <w:sz w:val="20"/>
-          <w:vertAlign w:val="superscript"/>
-        </w:rPr>
-        <w:t>22,23</w:t>
-      </w:r>
-      <w:r>
-        <w:rPr>
-          <w:rFonts w:ascii="Times New Roman" w:hAnsi="Times New Roman"/>
-          <w:i w:val="0"/>
-          <w:sz w:val="24"/>
-        </w:rPr>
-        <w:t xml:space="preserve"> ABO and O2 predictions should be tested directly with phased alleles, not inferred from nearby segment calls.</w:t>
-      </w:r>
-    </w:p>
-    <w:p>
-      <w:pPr>
-        <w:ind w:firstLine="432"/>
-      </w:pPr>
-      <w:r>
-        <w:rPr>
-          <w:rFonts w:ascii="Times New Roman" w:hAnsi="Times New Roman"/>
-          <w:i w:val="0"/>
-          <w:sz w:val="24"/>
-        </w:rPr>
-        <w:t>In conclusion, pairwise archaic-segment sharing is a useful descriptive complement to ancestry proportions and recovers a reproducible geographic distance-decay signal. The corrected analysis does not identify any non-admixed pair as a statistically supported positive outlier, and the ABO-centered findings are based on very small counts. The appropriate interpretation is exploratory: the analyses prioritize hypotheses and sampling targets for independent genomic validation rather than demonstrate a previously unknown migration route.</w:t>
+        <w:t>In conclusion, population-level archaic-segment profiles show a broad geographic distance-decay pattern under dependence-aware permutation tests. The result supports a descriptive relationship between geography and the genomic distribution of inferred archaic segments. It does not establish an exceptional population pair, an ABO-mediated migration history, or a specific route through Beringia or island Southeast Asia.</w:t>
       </w:r>
     </w:p>
     <w:p>
@@ -1024,7 +621,7 @@
     </w:p>
     <w:p>
       <w:r>
-        <w:t>The author acknowledges the investigators and participants who generated the publicly available 1000 Genomes, HGDP, hmmix, and ancient-genome resources.</w:t>
+        <w:t>The author acknowledges the participants, communities, and investigators whose contributions made the 1000 Genomes, HGDP, hmmix, and ancient-genome resources available. Public availability does not remove obligations of respectful reuse.</w:t>
       </w:r>
     </w:p>
     <w:p>
@@ -1037,7 +634,7 @@
     </w:p>
     <w:p>
       <w:r>
-        <w:t>Analysis scripts, derived data, figures, and document-generation code are available at https://github.com/bougtoir/denisovan-archaic-dna-analysis. The source hmmix segment calls are available from Zenodo record 14136628 (https://doi.org/10.5281/zenodo.14136628).</w:t>
+        <w:t>Analysis scripts, aggregate derived data, figures, and document-generation code are available at https://github.com/bougtoir/denisovan-archaic-dna-analysis and will be fixed as release ajba-critical-revision-2026-07 before submission. The source hmmix segment calls are available from Zenodo record 14136628 (https://doi.org/10.5281/zenodo.14136628). Raw-file SHA-256 checksums and all analysis parameters are included in analysis_provenance.json.</w:t>
       </w:r>
     </w:p>
     <w:p>
@@ -1076,7 +673,7 @@
     </w:p>
     <w:p>
       <w:r>
-        <w:t>This secondary analysis used de-identified, publicly available genomic data and involved no new participant recruitment or specimen collection. Ethical approval and consent procedures are described in the original source studies.</w:t>
+        <w:t>This secondary computational analysis used de-identified public genomic data and involved no recruitment, participant contact, biospecimen collection, or new phenotype inference. No separate institutional review determination was obtained; approvals, consent, and access procedures were those reported by the source studies. No source community representatives participated in this secondary study, and no direct community return-of-results process occurred. Because Indigenous genomic records are included, results are reported only at the minimum level needed for auditability, are not generalized to communities, and are not used to assign migration routes. The public article, code, and aggregate derived results are the current means of results availability.</w:t>
       </w:r>
     </w:p>
     <w:p>
@@ -1109,7 +706,7 @@
         <w:rPr>
           <w:sz w:val="20"/>
         </w:rPr>
-        <w:t>1. Green RE, Krause J, Briggs AW, et al. A draft sequence of the Neandertal genome. Science. 2010;328(5979):710-722. doi:10.1126/science.1188021.</w:t>
+        <w:t>1000 Genomes Project Consortium. 2015. “A Global Reference for Human Genetic Variation.” Nature 526 (7571): 68–74. https://doi.org/10.1038/nature15393.</w:t>
       </w:r>
     </w:p>
     <w:p>
@@ -1121,7 +718,7 @@
         <w:rPr>
           <w:sz w:val="20"/>
         </w:rPr>
-        <w:t>2. Reich D, Green RE, Kircher M, et al. Genetic history of an archaic hominin group from Denisova Cave in Siberia. Nature. 2010;468(7327):1053-1060. doi:10.1038/nature09710.</w:t>
+        <w:t>Benjamini, Yoav, and Yosef Hochberg. 1995. “Controlling the False Discovery Rate: A Practical and Powerful Approach to Multiple Testing.” Journal of the Royal Statistical Society: Series B 57 (1): 289–300. https://doi.org/10.1111/j.2517-6161.1995.tb02031.x.</w:t>
       </w:r>
     </w:p>
     <w:p>
@@ -1133,7 +730,7 @@
         <w:rPr>
           <w:sz w:val="20"/>
         </w:rPr>
-        <w:t>3. Sankararaman S, Mallick S, Dannemann M, et al. The genomic landscape of Neanderthal ancestry in present-day humans. Nature. 2014;507(7492):354-357. doi:10.1038/nature12961.</w:t>
+        <w:t>Bergström, Anders, Shane A. McCarthy, Ruoyun Hui, et al. 2020. “Insights into Human Genetic Variation and Population History from 929 Diverse Genomes.” Science 367 (6484): eaay5012. https://doi.org/10.1126/science.aay5012.</w:t>
       </w:r>
     </w:p>
     <w:p>
@@ -1145,7 +742,7 @@
         <w:rPr>
           <w:sz w:val="20"/>
         </w:rPr>
-        <w:t>4. Sankararaman S, Mallick S, Patterson N, Reich D. The combined landscape of Denisovan and Neanderthal ancestry in present-day humans. Curr Biol. 2016;26(9):1241-1247. doi:10.1016/j.cub.2016.03.037.</w:t>
+        <w:t>Calafell, Francesc, Françoise Roubinet, Antonio Ramirez-Soriano, et al. 2008. “Evolutionary Dynamics of the Human ABO Gene.” Human Genetics 124 (2): 123–35. https://doi.org/10.1007/s00439-008-0530-8.</w:t>
       </w:r>
     </w:p>
     <w:p>
@@ -1157,7 +754,7 @@
         <w:rPr>
           <w:sz w:val="20"/>
         </w:rPr>
-        <w:t>5. Jacobs GS, Hudjashov G, Saag L, et al. Multiple deeply divergent Denisovan ancestries in Papuans. Cell. 2019;177(4):1010-1021.e32. doi:10.1016/j.cell.2019.02.035.</w:t>
+        <w:t>Carroll, Stephanie Russo, Ibrahim Garba, Oscar L. Figueroa-Rodríguez, et al. 2020. “The CARE Principles for Indigenous Data Governance.” Data Science Journal 19: 43. https://doi.org/10.5334/dsj-2020-043.</w:t>
       </w:r>
     </w:p>
     <w:p>
@@ -1169,7 +766,7 @@
         <w:rPr>
           <w:sz w:val="20"/>
         </w:rPr>
-        <w:t>6. Segurel L, Thompson EE, Flutre T, et al. The ABO blood group is a trans-species polymorphism in primates. Proc Natl Acad Sci U S A. 2012;109(45):18493-18498. doi:10.1073/pnas.1210603109.</w:t>
+        <w:t>Claw, Katrina G., Dorothy Lippert, Jessica Bardill, et al. 2018. “A Framework for Enhancing Ethical Genomic Research with Indigenous Communities.” Nature Communications 9: 2957. https://doi.org/10.1038/s41467-018-05188-3.</w:t>
       </w:r>
     </w:p>
     <w:p>
@@ -1181,7 +778,7 @@
         <w:rPr>
           <w:sz w:val="20"/>
         </w:rPr>
-        <w:t>7. Calafell F, Roubinet F, Ramirez-Soriano A, et al. Evolutionary dynamics of the human ABO gene. Hum Genet. 2008;124(2):123-135. doi:10.1007/s00439-008-0530-8.</w:t>
+        <w:t>Condemi, Silvana, Amandine Mazières, Pascal Faux, et al. 2021. “Blood Groups of Neandertals and Denisova Decrypted.” PLOS ONE 16 (7): e0254175. https://doi.org/10.1371/journal.pone.0254175.</w:t>
       </w:r>
     </w:p>
     <w:p>
@@ -1193,7 +790,7 @@
         <w:rPr>
           <w:sz w:val="20"/>
         </w:rPr>
-        <w:t>8. Halverson MS, Bolnick DA. An ancient DNA test of a founder effect in Native American ABO blood group frequencies. Am J Phys Anthropol. 2008;137(3):342-347. doi:10.1002/ajpa.20887.</w:t>
+        <w:t>Dekker, David, David Krackhardt, and Tom A. B. Snijders. 2007. “Sensitivity of MRQAP Tests to Collinearity and Autocorrelation Conditions.” Psychometrika 72: 563–81. https://doi.org/10.1007/s11336-007-9016-1.</w:t>
       </w:r>
     </w:p>
     <w:p>
@@ -1205,7 +802,7 @@
         <w:rPr>
           <w:sz w:val="20"/>
         </w:rPr>
-        <w:t>9. Condemi S, Mazières A, Faux P, et al. Blood groups of Neandertals and Denisova decrypted. PLoS One. 2021;16(7):e0254175. doi:10.1371/journal.pone.0254175.</w:t>
+        <w:t>Green, Richard E., Johannes Krause, Adrian W. Briggs, et al. 2010. “A Draft Sequence of the Neandertal Genome.” Science 328 (5979): 710–22. https://doi.org/10.1126/science.1188021.</w:t>
       </w:r>
     </w:p>
     <w:p>
@@ -1217,7 +814,7 @@
         <w:rPr>
           <w:sz w:val="20"/>
         </w:rPr>
-        <w:t>10. Quilodran CS, Rio J, Tsoupas A, Currat M. Past human expansions shaped the spatial pattern of Neanderthal ancestry. Sci Adv. 2023;9(42):eadg9817. doi:10.1126/sciadv.adg9817.</w:t>
+        <w:t>Halverson, Melissa S., and Deborah A. Bolnick. 2008. “An Ancient DNA Test of a Founder Effect in Native American ABO Blood Group Frequencies.” American Journal of Physical Anthropology 137 (3): 342–47. https://doi.org/10.1002/ajpa.20887.</w:t>
       </w:r>
     </w:p>
     <w:p>
@@ -1229,7 +826,7 @@
         <w:rPr>
           <w:sz w:val="20"/>
         </w:rPr>
-        <w:t>11. Skov L, Hui R, Shchur V, et al. Detecting archaic introgression using an unadmixed outgroup. PLoS Genet. 2018;14(9):e1007641. doi:10.1371/journal.pgen.1007641.</w:t>
+        <w:t>Iasi, Leonardo N. M., Manjusha Chintalapati, Laurits Skov, et al. 2024. “Neanderthal Ancestry through Time: Insights from Genomes of Ancient and Present-Day Humans.” Science 386 (6727): eadq3010. https://doi.org/10.1126/science.adq3010.</w:t>
       </w:r>
     </w:p>
     <w:p>
@@ -1241,7 +838,7 @@
         <w:rPr>
           <w:sz w:val="20"/>
         </w:rPr>
-        <w:t>12. Prüfer K, de Filippo C, Grote S, et al. A high-coverage Neandertal genome from Vindija Cave in Croatia. Science. 2017;358(6363):655-658. doi:10.1126/science.aao1887.</w:t>
+        <w:t>Jacobs, Guy S., Georgi Hudjashov, Lauri Saag, et al. 2019. “Multiple Deeply Divergent Denisovan Ancestries in Papuans.” Cell 177 (4): 1010–21.e32. https://doi.org/10.1016/j.cell.2019.02.035.</w:t>
       </w:r>
     </w:p>
     <w:p>
@@ -1253,7 +850,7 @@
         <w:rPr>
           <w:sz w:val="20"/>
         </w:rPr>
-        <w:t>13. 1000 Genomes Project Consortium. A global reference for human genetic variation. Nature. 2015;526(7571):68-74. doi:10.1038/nature15393.</w:t>
+        <w:t>Krackhardt, David. 1988. “Predicting with Networks: Nonparametric Multiple Regression Analysis of Dyadic Data.” Social Networks 10 (4): 359–81. https://doi.org/10.1016/0378-8733(88)90004-4.</w:t>
       </w:r>
     </w:p>
     <w:p>
@@ -1265,7 +862,7 @@
         <w:rPr>
           <w:sz w:val="20"/>
         </w:rPr>
-        <w:t>14. Bergström A, McCarthy SA, Hui R, et al. Insights into human genetic variation and population history from 929 diverse genomes. Science. 2020;367(6484):eaay5012. doi:10.1126/science.aay5012.</w:t>
+        <w:t>Ohashi, Jun, Izumi Naka, Ryosuke Kimura, et al. 2006. “Polymorphisms in the ABO Blood Group Gene in Three Populations in the New Georgia Group of the Solomon Islands.” Journal of Human Genetics 51 (5): 407–11. https://doi.org/10.1007/s10038-006-0375-8.</w:t>
       </w:r>
     </w:p>
     <w:p>
@@ -1277,7 +874,7 @@
         <w:rPr>
           <w:sz w:val="20"/>
         </w:rPr>
-        <w:t>15. Benjamini Y, Hochberg Y. Controlling the false discovery rate: A practical and powerful approach to multiple testing. J R Stat Soc Series B Stat Methodol. 1995;57(1):289-300. doi:10.1111/j.2517-6161.1995.tb02031.x.</w:t>
+        <w:t>Petr, Martin, Svante Pääbo, Janet Kelso, and Benjamin Vernot. 2019. “Limits of Long-Term Selection against Neandertal Introgression.” Proceedings of the National Academy of Sciences 116 (5): 1639–44. https://doi.org/10.1073/pnas.1814338116.</w:t>
       </w:r>
     </w:p>
     <w:p>
@@ -1289,7 +886,7 @@
         <w:rPr>
           <w:sz w:val="20"/>
         </w:rPr>
-        <w:t>16. Mantel N. The detection of disease clustering and a generalized regression approach. Cancer Res. 1967;27(2):209-220.</w:t>
+        <w:t>Prüfer, Kay, Cesare de Filippo, Steffi Grote, et al. 2017. “A High-Coverage Neandertal Genome from Vindija Cave in Croatia.” Science 358 (6363): 655–58. https://doi.org/10.1126/science.aao1887.</w:t>
       </w:r>
     </w:p>
     <w:p>
@@ -1301,7 +898,7 @@
         <w:rPr>
           <w:sz w:val="20"/>
         </w:rPr>
-        <w:t>17. Ohashi J, Naka I, Kimura R, et al. Polymorphisms in the ABO blood group gene in three populations in the New Georgia group of the Solomon Islands. J Hum Genet. 2006;51(5):407-411. doi:10.1007/s10038-006-0375-8.</w:t>
+        <w:t>Quilodran, Claudio S., Julie Rio, Athanasios Tsoupas, and Mathias Currat. 2023. “Past Human Expansions Shaped the Spatial Pattern of Neanderthal Ancestry.” Science Advances 9 (42): eadg9817. https://doi.org/10.1126/sciadv.adg9817.</w:t>
       </w:r>
     </w:p>
     <w:p>
@@ -1313,7 +910,7 @@
         <w:rPr>
           <w:sz w:val="20"/>
         </w:rPr>
-        <w:t>18. Raghavan M, Skoglund P, Graf KE, et al. Upper Palaeolithic Siberian genome reveals dual ancestry of Native Americans. Nature. 2014;505(7481):87-91. doi:10.1038/nature12736.</w:t>
+        <w:t>Raghavan, Maanasa, Pontus Skoglund, Kelly E. Graf, et al. 2014. “Upper Palaeolithic Siberian Genome Reveals Dual Ancestry of Native Americans.” Nature 505 (7481): 87–91. https://doi.org/10.1038/nature12736.</w:t>
       </w:r>
     </w:p>
     <w:p>
@@ -1325,7 +922,7 @@
         <w:rPr>
           <w:sz w:val="20"/>
         </w:rPr>
-        <w:t>19. Iasi LNM, Chintalapati M, Skov L, et al. Neanderthal ancestry through time: Insights from genomes of ancient and present-day humans. Science. 2024;386(6727):eadq3010. doi:10.1126/science.adq3010.</w:t>
+        <w:t>Reich, David, Richard E. Green, Martin Kircher, et al. 2010. “Genetic History of an Archaic Hominin Group from Denisova Cave in Siberia.” Nature 468 (7327): 1053–60. https://doi.org/10.1038/nature09710.</w:t>
       </w:r>
     </w:p>
     <w:p>
@@ -1337,7 +934,7 @@
         <w:rPr>
           <w:sz w:val="20"/>
         </w:rPr>
-        <w:t>20. Petr M, Pääbo S, Kelso J, Vernot B. Limits of long-term selection against Neandertal introgression. Proc Natl Acad Sci U S A. 2019;116(5):1639-1644. doi:10.1073/pnas.1814338116.</w:t>
+        <w:t>Sankararaman, Sriram, Swapan Mallick, Michael Dannemann, et al. 2014. “The Genomic Landscape of Neanderthal Ancestry in Present-Day Humans.” Nature 507 (7492): 354–57. https://doi.org/10.1038/nature12961.</w:t>
       </w:r>
     </w:p>
     <w:p>
@@ -1349,7 +946,7 @@
         <w:rPr>
           <w:sz w:val="20"/>
         </w:rPr>
-        <w:t>21. Skoglund P, Mallick S, Bortolini MC, et al. Genetic evidence for two founding populations of the Americas. Nature. 2015;525(7567):104-108. doi:10.1038/nature14895.</w:t>
+        <w:t>Sankararaman, Sriram, Swapan Mallick, Nick Patterson, and David Reich. 2016. “The Combined Landscape of Denisovan and Neanderthal Ancestry in Present-Day Humans.” Current Biology 26 (9): 1241–47. https://doi.org/10.1016/j.cub.2016.03.037.</w:t>
       </w:r>
     </w:p>
     <w:p>
@@ -1361,7 +958,7 @@
         <w:rPr>
           <w:sz w:val="20"/>
         </w:rPr>
-        <w:t>22. Mao X, Zhang H, Qiao S, et al. The deep population history of northern East Asia from the Late Pleistocene to the Holocene. Cell. 2021;184(12):3256-3266.e13. doi:10.1016/j.cell.2021.04.040.</w:t>
+        <w:t>Segurel, Laure, Emma E. Thompson, Timothée Flutre, et al. 2012. “The ABO Blood Group Is a Trans-Species Polymorphism in Primates.” Proceedings of the National Academy of Sciences 109 (45): 18493–98. https://doi.org/10.1073/pnas.1210603109.</w:t>
       </w:r>
     </w:p>
     <w:p>
@@ -1373,7 +970,31 @@
         <w:rPr>
           <w:sz w:val="20"/>
         </w:rPr>
-        <w:t>23. Liu X, Koyama S, Tomizuka K, et al. Decoding triancestral origins, archaic introgression, and natural selection in the Japanese population by whole-genome sequencing. Sci Adv. 2024;10(16):eadi8419. doi:10.1126/sciadv.adi8419.</w:t>
+        <w:t>Skoglund, Pontus, Swapan Mallick, Maria Cátira Bortolini, et al. 2015. “Genetic Evidence for Two Founding Populations of the Americas.” Nature 525 (7567): 104–8. https://doi.org/10.1038/nature14895.</w:t>
+      </w:r>
+    </w:p>
+    <w:p>
+      <w:pPr>
+        <w:spacing w:line="276" w:lineRule="auto" w:after="80"/>
+        <w:ind w:hanging="360" w:left="360"/>
+      </w:pPr>
+      <w:r>
+        <w:rPr>
+          <w:sz w:val="20"/>
+        </w:rPr>
+        <w:t>Skov, Laurits, Ruoyun Hui, Vladimir Shchur, et al. 2018. “Detecting Archaic Introgression Using an Unadmixed Outgroup.” PLOS Genetics 14 (9): e1007641. https://doi.org/10.1371/journal.pgen.1007641.</w:t>
+      </w:r>
+    </w:p>
+    <w:p>
+      <w:pPr>
+        <w:spacing w:line="276" w:lineRule="auto" w:after="80"/>
+        <w:ind w:hanging="360" w:left="360"/>
+      </w:pPr>
+      <w:r>
+        <w:rPr>
+          <w:sz w:val="20"/>
+        </w:rPr>
+        <w:t>Turner, Trudy R. 2025. “Changes to Submissions to the AJBA.” American Journal of Biological Anthropology 186: e70026. https://doi.org/10.1002/ajpa.70026.</w:t>
       </w:r>
     </w:p>
     <w:p>
@@ -1395,7 +1016,7 @@
         <w:t xml:space="preserve">Figure 1. </w:t>
       </w:r>
       <w:r>
-        <w:t>Archaic-segment sharing and geographic distance. Each point is a population pair. Lines summarize distance associations for Neanderthal and Denisovan sharing. Source identifiers in selected labels include CHS (Southern Han Chinese), FIN (Finnish), and PEL (Peruvian in Lima). Pairwise rows are dependent and are not interpreted as independent observations.</w:t>
+        <w:t>Archaic-segment profile similarity and geographic distance. Each point is a dependent population pair. Lines are descriptive distance-only fits; reported P values use population-label quadratic assignment permutations.</w:t>
       </w:r>
     </w:p>
     <w:p>
@@ -1409,7 +1030,7 @@
         <w:t xml:space="preserve">Figure 2. </w:t>
       </w:r>
       <w:r>
-        <w:t>Pairwise sharing heat maps for 31 representative populations. Axis labels are source population identifiers. The displayed subset improves legibility; regression and Mantel analyses used all 66 populations.</w:t>
+        <w:t>Pairwise archaic-segment profile similarity for 31 prespecified populations. The subset is displayed for legibility; all 66 populations were analyzed.</w:t>
       </w:r>
     </w:p>
     <w:p>
@@ -1423,7 +1044,7 @@
         <w:t xml:space="preserve">Figure 3. </w:t>
       </w:r>
       <w:r>
-        <w:t>Schematic context for human dispersal and archaic introgression. Line widths and branch positions are illustrative and do not estimate migration magnitude, ancestry proportion, or event timing beyond the labeled broad intervals.</w:t>
+        <w:t>Descriptive distance correlations across population, sample-size, dataset, zero-distance, and leave-one-continent-out sensitivities.</w:t>
       </w:r>
     </w:p>
     <w:p>
@@ -1437,7 +1058,15 @@
         <w:t xml:space="preserve">Figure 4. </w:t>
       </w:r>
       <w:r>
-        <w:t>Sensitivity of Neanderthal sharing-distance correlation to exclusion of designated admixed populations. Correlations describe pairwise rows and are accompanied by matrix-level tests in the main analysis.</w:t>
+        <w:t>Secondary ABO-centered analysis. Closest-reference counts retain tied maxima. The Pima segment overlaps ABO; the Maya segment is within the wider interval but does not overlap the gene. Counts are segments, not regional frequencies.</w:t>
+      </w:r>
+    </w:p>
+    <w:p>
+      <w:pPr>
+        <w:pStyle w:val="Heading1"/>
+      </w:pPr>
+      <w:r>
+        <w:t>Supporting Information Legends</w:t>
       </w:r>
     </w:p>
     <w:p>
@@ -1448,10 +1077,10 @@
         <w:rPr>
           <w:b/>
         </w:rPr>
-        <w:t xml:space="preserve">Figure 5. </w:t>
+        <w:t xml:space="preserve">Figure S1. </w:t>
       </w:r>
       <w:r>
-        <w:t>Neanderthal-like segments in the 500-kb ABO-centered interval. (A) Closest-reference composition retains tied maxima. n denotes segments, not individuals. (B) Traceable segments for selected HGDP individuals. The Pima and one Bougainville segment overlap ABO; the Maya segment is within the interval but downstream of the gene.</w:t>
+        <w:t>Complete 66-population Neanderthal and Denisovan profile-similarity matrices.</w:t>
       </w:r>
     </w:p>
     <w:p>
@@ -1462,10 +1091,10 @@
         <w:rPr>
           <w:b/>
         </w:rPr>
-        <w:t xml:space="preserve">Figure 6. </w:t>
+        <w:t xml:space="preserve">Figure S2. </w:t>
       </w:r>
       <w:r>
-        <w:t>Distinct summaries of the O2-defining allele and ABO-window introgression. (A) rs41302905 T-allele frequencies from Ensembl/1000 Genomes and Ohashi et al. (2006). (B) Frequency of individuals carrying any Neanderthal-like segment in chr9:133.0-133.5 Mb. The panels use different sources and are not an association analysis.</w:t>
+        <w:t>Descriptive geographic distance correlations at 250-kb, 500-kb, and 1-Mb window sizes; QAP results are tabulated in Supplementary Data.</w:t>
       </w:r>
     </w:p>
     <w:p>
@@ -1476,10 +1105,10 @@
         <w:rPr>
           <w:b/>
         </w:rPr>
-        <w:t xml:space="preserve">Figure 7. </w:t>
+        <w:t xml:space="preserve">Figure S3. </w:t>
       </w:r>
       <w:r>
-        <w:t>Ancient North Eurasian pathway hypothesis. Dashed arrows connect a published broad ancestry model to the modern ABO-window observation. The diagram is hypothesis-generating and does not infer that either segment followed a particular route.</w:t>
+        <w:t>O2-defining allele frequencies and ABO-window segment-carrier frequencies. The panels use different sources and are not an association analysis.</w:t>
       </w:r>
     </w:p>
     <w:p>
@@ -1490,10 +1119,10 @@
         <w:rPr>
           <w:b/>
         </w:rPr>
-        <w:t xml:space="preserve">Figure 8. </w:t>
+        <w:t xml:space="preserve">Figure S4. </w:t>
       </w:r>
       <w:r>
-        <w:t>Descriptive ancient and modern ABO-window summaries. Ancient observations were secondarily extracted from public outputs associated with Iasi et al. (2024); modern calls use hmmix. Different pipelines and coverage preclude a formal temporal comparison.</w:t>
+        <w:t>Ancient North Eurasian contextual hypothesis. Dashed arrows represent a testable narrative, not evidence that either observed segment followed the illustrated route.</w:t>
       </w:r>
     </w:p>
     <w:p>
@@ -1504,10 +1133,10 @@
         <w:rPr>
           <w:b/>
         </w:rPr>
-        <w:t xml:space="preserve">Figure 9. </w:t>
+        <w:t xml:space="preserve">Figure S5. </w:t>
       </w:r>
       <w:r>
-        <w:t>Literature-derived bivariate global context. Circle size represents approximate Neanderthal ancestry and color intensity represents approximate Denisovan ancestry. Source identifiers shown in parentheses are FIN (Finnish), GBR (British), CEU (Utah residents with Northern and Western European ancestry), FRA (French), IBS (Iberian), and TSI (Toscani). Values are contextual approximations from published studies and were not used in the pairwise statistical models.</w:t>
+        <w:t>Descriptive ancient and modern ABO-window summaries generated by different pipelines; no formal temporal comparison is made.</w:t>
       </w:r>
     </w:p>
     <w:sectPr>

--- a/denisovan-archaic-dna-analysis/docs/ajba_submission/manuscript_ajba.docx
+++ b/denisovan-archaic-dna-analysis/docs/ajba_submission/manuscript_ajba.docx
@@ -74,7 +74,7 @@
         <w:spacing w:line="360" w:lineRule="auto"/>
       </w:pPr>
       <w:r>
-        <w:t>Objectives: We tested whether population-level genomic profiles of inferred Neanderthal- and Denisovan-like segments become less similar with geographic distance. Materials and Methods: High-confidence hmmix calls from 3,134 individuals in 66 populations were summarized in 500-kb windows. Each individual-haplotype-window contributed at most one presence, constraining population frequencies to 0-1. Pearson similarity was calculated for 2,145 population pairs. Distance associations were evaluated with population-label quadratic assignment permutations, population-deletion analyses, and sensitivities to window size, similarity metric, sample-size threshold, dataset, zero-distance pairs, and regional omission. Results: Similarity declined with distance for Neanderthal (raw r=-0.497) and Denisovan (raw r=-0.462) profiles. Expanded descriptive models that also included designated recent-admixture involvement, same-continent status, and same-dataset status had partial distance correlations of -0.369 and -0.326; population-label permutation P values for distance were 0.0001 and 0.0002. No positive-residual non-admixed pair met both z&gt;2 and false-discovery-rate q&lt;0.10. Conclusions: Archaic-segment profile similarity contains a broad geographic distance-decay signal, but the analysis does not identify exceptional population connections or demonstrate specific migration routes. A secondary ABO-window analysis remains hypothesis-generating.</w:t>
+        <w:t>Objectives: Archaic-like segments around the ABO blood-group locus have been proposed as clues to blood-group history and human dispersal, but their interpretation lacks a genome-wide geographic baseline. We tested whether population-level genomic profiles of inferred Neanderthal- and Denisovan-like segments become less similar with geographic distance. Materials and Methods: High-confidence hmmix calls from 3,134 individuals in 66 populations were summarized in 500-kb windows. Each individual-haplotype-window contributed at most one presence, constraining population frequencies to 0-1. Pearson similarity was calculated for 2,145 population pairs. Distance associations were evaluated with population-label quadratic assignment permutations, population-deletion analyses, and sensitivities to window size, similarity metric, sample-size threshold, dataset, zero-distance pairs, and regional omission. Results: Similarity declined with distance for Neanderthal (raw r=-0.497) and Denisovan (raw r=-0.462) profiles. Expanded descriptive models that also included designated recent-admixture involvement, same-continent status, and same-dataset status had partial distance correlations of -0.369 and -0.326; population-label permutation P values for distance were 0.0001 and 0.0002. No positive-residual non-admixed pair met both z&gt;2 and false-discovery-rate q&lt;0.10. Conclusions: Archaic-segment profile similarity contains a broad geographic distance-decay signal, but the analysis does not identify exceptional population connections or demonstrate specific migration routes. A secondary ABO-window analysis remains hypothesis-generating.</w:t>
       </w:r>
     </w:p>
     <w:p>

--- a/denisovan-archaic-dna-analysis/docs/ajba_submission/manuscript_ajba.docx
+++ b/denisovan-archaic-dna-analysis/docs/ajba_submission/manuscript_ajba.docx
@@ -441,7 +441,7 @@
         <w:pStyle w:val="Heading2"/>
       </w:pPr>
       <w:r>
-        <w:t>Population structure and robustness</w:t>
+        <w:t>Population structure</w:t>
       </w:r>
     </w:p>
     <w:p>
@@ -454,7 +454,49 @@
           <w:i w:val="0"/>
           <w:sz w:val="24"/>
         </w:rPr>
-        <w:t>The representative heat maps showed broad regional blocks and a stronger Oceanian contrast in the Denisovan profile (Figure 2). The complete 66-population heat map is provided as Figure S1. Negative distance correlations were examined across admixture exclusions, within-dataset subsets, minimum sample sizes, and regional omissions (Figure 3). Window-size results at 250 kb, 500 kb, and 1 Mb are shown in Figure S2. These analyses were treated as robustness checks rather than independent confirmatory tests.</w:t>
+        <w:t>The representative heat maps showed broad regional blocks and a stronger Oceanian contrast in the Denisovan profile (Figure 2). The complete 66-population heat map is provided as Figure S1.</w:t>
+      </w:r>
+    </w:p>
+    <w:p>
+      <w:pPr>
+        <w:pStyle w:val="Heading2"/>
+      </w:pPr>
+      <w:r>
+        <w:t>Schematic dispersal context</w:t>
+      </w:r>
+    </w:p>
+    <w:p>
+      <w:pPr>
+        <w:ind w:firstLine="432"/>
+      </w:pPr>
+      <w:r>
+        <w:rPr>
+          <w:rFonts w:ascii="Times New Roman" w:hAnsi="Times New Roman"/>
+          <w:i w:val="0"/>
+          <w:sz w:val="24"/>
+        </w:rPr>
+        <w:t>A polygon-based Minard diagram retains the dispersal and archaic-introgression context developed for the earlier BioEssays version (Figure 3). Band widths, branch positions, and event placement are schematic and are not estimates from the present pairwise analysis.</w:t>
+      </w:r>
+    </w:p>
+    <w:p>
+      <w:pPr>
+        <w:pStyle w:val="Heading2"/>
+      </w:pPr>
+      <w:r>
+        <w:t>Robustness analyses</w:t>
+      </w:r>
+    </w:p>
+    <w:p>
+      <w:pPr>
+        <w:ind w:firstLine="432"/>
+      </w:pPr>
+      <w:r>
+        <w:rPr>
+          <w:rFonts w:ascii="Times New Roman" w:hAnsi="Times New Roman"/>
+          <w:i w:val="0"/>
+          <w:sz w:val="24"/>
+        </w:rPr>
+        <w:t>Negative distance correlations were examined across admixture exclusions, within-dataset subsets, minimum sample sizes, and regional omissions (Figure 4). Window-size results at 250 kb, 500 kb, and 1 Mb are shown in Figure S2. These analyses were treated as robustness checks rather than independent confirmatory tests.</w:t>
       </w:r>
     </w:p>
     <w:p>
@@ -496,7 +538,28 @@
           <w:i w:val="0"/>
           <w:sz w:val="24"/>
         </w:rPr>
-        <w:t>The 500-kb ABO-centered scan identified 834 Neanderthal or Both source segments, of which 129 overlapped the ABO gene. Of the 834 interval segments, 335 had tied maximum reference similarity and were not forced to a lineage. In the Indigenous American HGDP subset, one Pima segment overlapped ABO and one Maya segment lay downstream within the wider interval. Both were Vindija-closest, but two segments among 41 represented individuals do not support a regional proportion or migration-route inference (Figure 4; Table 2). O2 frequencies, an Ancient North Eurasian context diagram, and the non-comparable ancient-window extraction are provided only as Figure S3, Figure S4, and Figure S5.</w:t>
+        <w:t>The 500-kb ABO-centered scan identified 834 Neanderthal or Both source segments, of which 129 overlapped the ABO gene. Of the 834 interval segments, 335 had tied maximum reference similarity and were not forced to a lineage. In the Indigenous American HGDP subset, one Pima segment overlapped ABO and one Maya segment lay downstream within the wider interval. Both were Vindija-closest, but two segments among 41 represented individuals do not support a regional proportion or migration-route inference (Figure 5; Table 2).</w:t>
+      </w:r>
+    </w:p>
+    <w:p>
+      <w:pPr>
+        <w:pStyle w:val="Heading2"/>
+      </w:pPr>
+      <w:r>
+        <w:t>ABO-related and global contextual figures</w:t>
+      </w:r>
+    </w:p>
+    <w:p>
+      <w:pPr>
+        <w:ind w:firstLine="432"/>
+      </w:pPr>
+      <w:r>
+        <w:rPr>
+          <w:rFonts w:ascii="Times New Roman" w:hAnsi="Times New Roman"/>
+          <w:i w:val="0"/>
+          <w:sz w:val="24"/>
+        </w:rPr>
+        <w:t>The O2-defining allele and ABO-window carrier summaries use different sources and are displayed descriptively rather than as an association analysis (Figure 6). The Ancient North Eurasian pathway is retained as a testable contextual hypothesis, not a route inferred from the two Indigenous American segment records (Figure 7). Ancient and modern ABO-window observations were produced by different pipelines and permit no formal temporal comparison (Figure 8). A literature-derived global bivariate map provides broad Neanderthal and Denisovan ancestry context; its approximate values were not used in the statistical models (Figure 9).</w:t>
       </w:r>
     </w:p>
     <w:p>
@@ -1044,7 +1107,7 @@
         <w:t xml:space="preserve">Figure 3. </w:t>
       </w:r>
       <w:r>
-        <w:t>Descriptive distance correlations across population, sample-size, dataset, zero-distance, and leave-one-continent-out sensitivities.</w:t>
+        <w:t>Polygon-based Minard-style schematic of human dispersal and archaic introgression. Band widths, branch positions, and event placement are illustrative and do not estimate migration magnitude, ancestry proportion, or a route supported by the present analysis.</w:t>
       </w:r>
     </w:p>
     <w:p>
@@ -1058,7 +1121,77 @@
         <w:t xml:space="preserve">Figure 4. </w:t>
       </w:r>
       <w:r>
+        <w:t>Descriptive distance correlations across population, sample-size, dataset, zero-distance, and leave-one-continent-out sensitivities.</w:t>
+      </w:r>
+    </w:p>
+    <w:p>
+      <w:pPr>
+        <w:spacing w:line="360" w:lineRule="auto" w:after="160"/>
+      </w:pPr>
+      <w:r>
+        <w:rPr>
+          <w:b/>
+        </w:rPr>
+        <w:t xml:space="preserve">Figure 5. </w:t>
+      </w:r>
+      <w:r>
         <w:t>Secondary ABO-centered analysis. Closest-reference counts retain tied maxima. The Pima segment overlaps ABO; the Maya segment is within the wider interval but does not overlap the gene. Counts are segments, not regional frequencies.</w:t>
+      </w:r>
+    </w:p>
+    <w:p>
+      <w:pPr>
+        <w:spacing w:line="360" w:lineRule="auto" w:after="160"/>
+      </w:pPr>
+      <w:r>
+        <w:rPr>
+          <w:b/>
+        </w:rPr>
+        <w:t xml:space="preserve">Figure 6. </w:t>
+      </w:r>
+      <w:r>
+        <w:t>O2-defining allele frequencies and ABO-window segment-carrier frequencies. The panels use different sources and are not an association analysis; proximity does not establish that the O2 allele is Neanderthal-derived.</w:t>
+      </w:r>
+    </w:p>
+    <w:p>
+      <w:pPr>
+        <w:spacing w:line="360" w:lineRule="auto" w:after="160"/>
+      </w:pPr>
+      <w:r>
+        <w:rPr>
+          <w:b/>
+        </w:rPr>
+        <w:t xml:space="preserve">Figure 7. </w:t>
+      </w:r>
+      <w:r>
+        <w:t>Ancient North Eurasian contextual hypothesis. Dashed arrows represent a testable narrative, not evidence that either observed segment followed the illustrated route.</w:t>
+      </w:r>
+    </w:p>
+    <w:p>
+      <w:pPr>
+        <w:spacing w:line="360" w:lineRule="auto" w:after="160"/>
+      </w:pPr>
+      <w:r>
+        <w:rPr>
+          <w:b/>
+        </w:rPr>
+        <w:t xml:space="preserve">Figure 8. </w:t>
+      </w:r>
+      <w:r>
+        <w:t>Descriptive ancient and modern ABO-window summaries generated by different pipelines; no formal temporal comparison is made.</w:t>
+      </w:r>
+    </w:p>
+    <w:p>
+      <w:pPr>
+        <w:spacing w:line="360" w:lineRule="auto" w:after="160"/>
+      </w:pPr>
+      <w:r>
+        <w:rPr>
+          <w:b/>
+        </w:rPr>
+        <w:t xml:space="preserve">Figure 9. </w:t>
+      </w:r>
+      <w:r>
+        <w:t>Literature-derived global context. Circle size represents approximate Neanderthal ancestry and color intensity represents approximate Denisovan ancestry. Values were not used in the pairwise statistical models.</w:t>
       </w:r>
     </w:p>
     <w:p>
@@ -1095,48 +1228,6 @@
       </w:r>
       <w:r>
         <w:t>Descriptive geographic distance correlations at 250-kb, 500-kb, and 1-Mb window sizes; QAP results are tabulated in Supplementary Data.</w:t>
-      </w:r>
-    </w:p>
-    <w:p>
-      <w:pPr>
-        <w:spacing w:line="360" w:lineRule="auto" w:after="160"/>
-      </w:pPr>
-      <w:r>
-        <w:rPr>
-          <w:b/>
-        </w:rPr>
-        <w:t xml:space="preserve">Figure S3. </w:t>
-      </w:r>
-      <w:r>
-        <w:t>O2-defining allele frequencies and ABO-window segment-carrier frequencies. The panels use different sources and are not an association analysis.</w:t>
-      </w:r>
-    </w:p>
-    <w:p>
-      <w:pPr>
-        <w:spacing w:line="360" w:lineRule="auto" w:after="160"/>
-      </w:pPr>
-      <w:r>
-        <w:rPr>
-          <w:b/>
-        </w:rPr>
-        <w:t xml:space="preserve">Figure S4. </w:t>
-      </w:r>
-      <w:r>
-        <w:t>Ancient North Eurasian contextual hypothesis. Dashed arrows represent a testable narrative, not evidence that either observed segment followed the illustrated route.</w:t>
-      </w:r>
-    </w:p>
-    <w:p>
-      <w:pPr>
-        <w:spacing w:line="360" w:lineRule="auto" w:after="160"/>
-      </w:pPr>
-      <w:r>
-        <w:rPr>
-          <w:b/>
-        </w:rPr>
-        <w:t xml:space="preserve">Figure S5. </w:t>
-      </w:r>
-      <w:r>
-        <w:t>Descriptive ancient and modern ABO-window summaries generated by different pipelines; no formal temporal comparison is made.</w:t>
       </w:r>
     </w:p>
     <w:sectPr>

--- a/denisovan-archaic-dna-analysis/docs/ajba_submission/manuscript_ajba.docx
+++ b/denisovan-archaic-dna-analysis/docs/ajba_submission/manuscript_ajba.docx
@@ -433,7 +433,7 @@
           <w:i w:val="0"/>
           <w:sz w:val="24"/>
         </w:rPr>
-        <w:t>Neanderthal profile similarity declined with distance (raw r=-0.497); the corresponding Denisovan correlation was -0.462. Partial distance correlations from the expanded descriptive models were -0.369 and -0.326. Distance-only R-squared values were 0.247 and 0.213; expanded-model values were 0.546 and 0.511. The QAP distance coefficients per 1,000 km were -0.01892 (P=0.0001) and -0.01918 (P=0.0002) (Figure 1; Table 1).</w:t>
+        <w:t>Neanderthal profile similarity declined with distance (raw r=-0.497); the corresponding Denisovan correlation was -0.462. Partial distance correlations from the expanded descriptive models were -0.369 and -0.326. Distance-only R-squared values were 0.247 and 0.213; expanded-model values were 0.546 and 0.511. The QAP distance coefficients per 1,000 km were -0.01892 (P=0.0001) and -0.01918 (P=0.0002) (Figure 1).</w:t>
       </w:r>
     </w:p>
     <w:p>
@@ -475,7 +475,7 @@
           <w:i w:val="0"/>
           <w:sz w:val="24"/>
         </w:rPr>
-        <w:t>A polygon-based Minard diagram retains the dispersal and archaic-introgression context developed for the earlier BioEssays version (Figure 3). Band widths, branch positions, and event placement are schematic and are not estimates from the present pairwise analysis.</w:t>
+        <w:t>A polygon-based Minard diagram places the analysis within broad dispersal and archaic-introgression contexts (Figure 3). Band widths, branch positions, and event placement are schematic and are not estimates from the present pairwise analysis.</w:t>
       </w:r>
     </w:p>
     <w:p>
@@ -496,7 +496,7 @@
           <w:i w:val="0"/>
           <w:sz w:val="24"/>
         </w:rPr>
-        <w:t>Negative distance correlations were examined across admixture exclusions, within-dataset subsets, minimum sample sizes, and regional omissions (Figure 4). Window-size results at 250 kb, 500 kb, and 1 Mb are shown in Figure S2. These analyses were treated as robustness checks rather than independent confirmatory tests.</w:t>
+        <w:t>Negative distance correlations were examined across admixture exclusions, within-dataset subsets, minimum sample sizes, and regional omissions. Figure 4 shows the effect of excluding designated recently admixed populations, and Figure 5 shows window-size results at 250 kb, 500 kb, and 1 Mb. These analyses were treated as robustness checks rather than independent confirmatory tests.</w:t>
       </w:r>
     </w:p>
     <w:p>
@@ -517,7 +517,7 @@
           <w:i w:val="0"/>
           <w:sz w:val="24"/>
         </w:rPr>
-        <w:t>No non-admixed pair met both the positive-residual z&gt;2 criterion and Benjamini-Hochberg q&lt;0.10 for either ancestry category. Nominal residual ranks are retained in the full pairwise data table for auditability but are not interpreted as statistically supported population connections.</w:t>
+        <w:t>No non-admixed pair met both the positive-residual z&gt;2 criterion and Benjamini-Hochberg q&lt;0.10 for either ancestry category. Nominal residual ranks are retained in the full pairwise data table for auditability but are not interpreted as statistically supported population connections (Table 1).</w:t>
       </w:r>
     </w:p>
     <w:p>
@@ -538,7 +538,7 @@
           <w:i w:val="0"/>
           <w:sz w:val="24"/>
         </w:rPr>
-        <w:t>The 500-kb ABO-centered scan identified 834 Neanderthal or Both source segments, of which 129 overlapped the ABO gene. Of the 834 interval segments, 335 had tied maximum reference similarity and were not forced to a lineage. In the Indigenous American HGDP subset, one Pima segment overlapped ABO and one Maya segment lay downstream within the wider interval. Both were Vindija-closest, but two segments among 41 represented individuals do not support a regional proportion or migration-route inference (Figure 5; Table 2).</w:t>
+        <w:t>The 500-kb ABO-centered scan identified 834 Neanderthal or Both source segments, of which 129 overlapped the ABO gene. Of the 834 interval segments, 335 had tied maximum reference similarity and were not forced to a lineage. In the Indigenous American HGDP subset, one Pima segment overlapped ABO and one Maya segment lay downstream within the wider interval. Both were Vindija-closest, but two segments among 41 represented individuals do not support a regional proportion or migration-route inference (Figure 6; Table 2).</w:t>
       </w:r>
     </w:p>
     <w:p>
@@ -559,7 +559,7 @@
           <w:i w:val="0"/>
           <w:sz w:val="24"/>
         </w:rPr>
-        <w:t>The O2-defining allele and ABO-window carrier summaries use different sources and are displayed descriptively rather than as an association analysis (Figure 6). The Ancient North Eurasian pathway is retained as a testable contextual hypothesis, not a route inferred from the two Indigenous American segment records (Figure 7). Ancient and modern ABO-window observations were produced by different pipelines and permit no formal temporal comparison (Figure 8). A literature-derived global bivariate map provides broad Neanderthal and Denisovan ancestry context; its approximate values were not used in the statistical models (Figure 9).</w:t>
+        <w:t>The O2-defining allele and ABO-window carrier summaries use different sources and are displayed descriptively rather than as an association analysis (Figure 7). The Ancient North Eurasian pathway is retained as a testable contextual hypothesis, not a route inferred from the two Indigenous American segment records (Figure 8). Ancient and modern ABO-window observations were produced by different pipelines and permit no formal temporal comparison (Figure 9). A literature-derived global bivariate map provides broad Neanderthal and Denisovan ancestry context; its approximate values were not used in the statistical models (Figure 10).</w:t>
       </w:r>
     </w:p>
     <w:p>
@@ -580,7 +580,7 @@
           <w:i w:val="0"/>
           <w:sz w:val="24"/>
         </w:rPr>
-        <w:t>After correction of the population-frequency construction, both Neanderthal and Denisovan profile similarities retained negative geographic associations. The result is therefore not an artifact of allowing fragmented segments to contribute repeatedly to the same haplotype-window. The revised estimates should replace all values from the earlier prototype analysis.</w:t>
+        <w:t>After correction of the population-frequency construction, both Neanderthal and Denisovan profile similarities retained negative geographic associations. The result is therefore not an artifact of allowing fragmented segments to contribute repeatedly to the same haplotype-window. The revised estimates are used throughout the manuscript and submission materials.</w:t>
       </w:r>
     </w:p>
     <w:p>
@@ -1121,7 +1121,7 @@
         <w:t xml:space="preserve">Figure 4. </w:t>
       </w:r>
       <w:r>
-        <w:t>Descriptive distance correlations across population, sample-size, dataset, zero-distance, and leave-one-continent-out sensitivities.</w:t>
+        <w:t>Sensitivity of the descriptive Neanderthal distance correlation to exclusion of designated recently admixed populations.</w:t>
       </w:r>
     </w:p>
     <w:p>
@@ -1135,7 +1135,7 @@
         <w:t xml:space="preserve">Figure 5. </w:t>
       </w:r>
       <w:r>
-        <w:t>Secondary ABO-centered analysis. Closest-reference counts retain tied maxima. The Pima segment overlaps ABO; the Maya segment is within the wider interval but does not overlap the gene. Counts are segments, not regional frequencies.</w:t>
+        <w:t>Descriptive geographic distance correlations at 250-kb, 500-kb, and 1-Mb window sizes. QAP results are tabulated in Supplementary Data.</w:t>
       </w:r>
     </w:p>
     <w:p>
@@ -1149,7 +1149,7 @@
         <w:t xml:space="preserve">Figure 6. </w:t>
       </w:r>
       <w:r>
-        <w:t>O2-defining allele frequencies and ABO-window segment-carrier frequencies. The panels use different sources and are not an association analysis; proximity does not establish that the O2 allele is Neanderthal-derived.</w:t>
+        <w:t>ABO-centered analysis preserving the historical grouped-bar and segment-map layout. Equal maximum-similarity ties are excluded from the displayed three-reference proportions and retained in Supplementary Data. The Pima segment overlaps ABO; the Maya segment is within the wider interval but does not overlap the gene. Counts are segments, not regional frequencies.</w:t>
       </w:r>
     </w:p>
     <w:p>
@@ -1163,7 +1163,7 @@
         <w:t xml:space="preserve">Figure 7. </w:t>
       </w:r>
       <w:r>
-        <w:t>Ancient North Eurasian contextual hypothesis. Dashed arrows represent a testable narrative, not evidence that either observed segment followed the illustrated route.</w:t>
+        <w:t>O2-defining allele frequencies and ABO-window segment-carrier frequencies. The panels use different sources and are not an association analysis; proximity does not establish that the O2 allele is Neanderthal-derived.</w:t>
       </w:r>
     </w:p>
     <w:p>
@@ -1177,7 +1177,7 @@
         <w:t xml:space="preserve">Figure 8. </w:t>
       </w:r>
       <w:r>
-        <w:t>Descriptive ancient and modern ABO-window summaries generated by different pipelines; no formal temporal comparison is made.</w:t>
+        <w:t>Ancient North Eurasian contextual hypothesis. Dashed arrows represent a testable narrative, not evidence that either observed segment followed the illustrated route.</w:t>
       </w:r>
     </w:p>
     <w:p>
@@ -1189,6 +1189,20 @@
           <w:b/>
         </w:rPr>
         <w:t xml:space="preserve">Figure 9. </w:t>
+      </w:r>
+      <w:r>
+        <w:t>Descriptive ancient and modern ABO-window summaries generated by different pipelines; no formal temporal comparison is made.</w:t>
+      </w:r>
+    </w:p>
+    <w:p>
+      <w:pPr>
+        <w:spacing w:line="360" w:lineRule="auto" w:after="160"/>
+      </w:pPr>
+      <w:r>
+        <w:rPr>
+          <w:b/>
+        </w:rPr>
+        <w:t xml:space="preserve">Figure 10. </w:t>
       </w:r>
       <w:r>
         <w:t>Literature-derived global context. Circle size represents approximate Neanderthal ancestry and color intensity represents approximate Denisovan ancestry. Values were not used in the pairwise statistical models.</w:t>
@@ -1214,20 +1228,6 @@
       </w:r>
       <w:r>
         <w:t>Complete 66-population Neanderthal and Denisovan profile-similarity matrices.</w:t>
-      </w:r>
-    </w:p>
-    <w:p>
-      <w:pPr>
-        <w:spacing w:line="360" w:lineRule="auto" w:after="160"/>
-      </w:pPr>
-      <w:r>
-        <w:rPr>
-          <w:b/>
-        </w:rPr>
-        <w:t xml:space="preserve">Figure S2. </w:t>
-      </w:r>
-      <w:r>
-        <w:t>Descriptive geographic distance correlations at 250-kb, 500-kb, and 1-Mb window sizes; QAP results are tabulated in Supplementary Data.</w:t>
       </w:r>
     </w:p>
     <w:sectPr>

--- a/denisovan-archaic-dna-analysis/docs/ajba_submission/manuscript_ajba.docx
+++ b/denisovan-archaic-dna-analysis/docs/ajba_submission/manuscript_ajba.docx
@@ -74,7 +74,7 @@
         <w:spacing w:line="360" w:lineRule="auto"/>
       </w:pPr>
       <w:r>
-        <w:t>Objectives: Archaic-like segments around the ABO blood-group locus have been proposed as clues to blood-group history and human dispersal, but their interpretation lacks a genome-wide geographic baseline. We tested whether population-level genomic profiles of inferred Neanderthal- and Denisovan-like segments become less similar with geographic distance. Materials and Methods: High-confidence hmmix calls from 3,134 individuals in 66 populations were summarized in 500-kb windows. Each individual-haplotype-window contributed at most one presence, constraining population frequencies to 0-1. Pearson similarity was calculated for 2,145 population pairs. Distance associations were evaluated with population-label quadratic assignment permutations, population-deletion analyses, and sensitivities to window size, similarity metric, sample-size threshold, dataset, zero-distance pairs, and regional omission. Results: Similarity declined with distance for Neanderthal (raw r=-0.497) and Denisovan (raw r=-0.462) profiles. Expanded descriptive models that also included designated recent-admixture involvement, same-continent status, and same-dataset status had partial distance correlations of -0.369 and -0.326; population-label permutation P values for distance were 0.0001 and 0.0002. No positive-residual non-admixed pair met both z&gt;2 and false-discovery-rate q&lt;0.10. Conclusions: Archaic-segment profile similarity contains a broad geographic distance-decay signal, but the analysis does not identify exceptional population connections or demonstrate specific migration routes. A secondary ABO-window analysis remains hypothesis-generating.</w:t>
+        <w:t>Objectives: Archaic-like segments around the ABO blood-group locus have been proposed as clues to blood-group history and human dispersal, but their interpretation lacks a genome-wide geographic baseline. We tested whether population-level genomic profiles of inferred Neanderthal- and Denisovan-like segments become less similar with geographic distance. Materials and Methods: High-confidence archaic-introgression calls from 3,134 individuals in 66 populations were obtained using hmmix, a hidden Markov model-based detection method, and summarized in 500-kilobase (kb) windows. Each individual-haplotype-window contributed at most one presence, constraining population frequencies to 0-1. Pearson similarity was calculated for 2,145 population pairs. Distance associations were evaluated with population-label quadratic assignment permutations, population-deletion analyses, and sensitivities to window size, similarity metric, sample-size threshold, dataset, zero-distance pairs, and regional omission. Results: Similarity declined with distance for Neanderthal (raw r=-0.497) and Denisovan (raw r=-0.462) profiles. Expanded descriptive models that also included designated recent-admixture involvement, same-continent status, and same-dataset status had partial distance correlations of -0.369 and -0.326; population-label permutation P values for distance were 0.0001 and 0.0002. No positive-residual non-admixed pair met both z&gt;2 and false-discovery-rate q&lt;0.10. Conclusions: Archaic-segment profile similarity contains a broad geographic distance-decay signal, but the analysis does not identify exceptional population connections or demonstrate specific migration routes. A secondary ABO-window analysis remains hypothesis-generating.</w:t>
       </w:r>
     </w:p>
     <w:p>
@@ -124,7 +124,7 @@
           <w:i w:val="0"/>
           <w:sz w:val="24"/>
         </w:rPr>
-        <w:t>Geographic gradients in archaic ancestry may reflect range expansions and serial demographic processes rather than a single migration event (Quilodran et al. 2023). Pairwise profile similarity offers a direct descriptive measure of shared genomic distribution, but it creates dyadic data: every population appears in many pair rows. Standard row-wise regression tests, bootstraps, or response shuffles therefore do not preserve the population-level dependence structure. Quadratic assignment procedures address this problem by permuting population labels on a complete matrix (Krackhardt 1988; Dekker, Krackhardt, and Snijders 2007).</w:t>
+        <w:t>Geographic gradients in archaic ancestry may reflect range expansions and serial demographic processes rather than a single migration event (Quilodran et al. 2023). Pairwise profile similarity offers a direct descriptive measure of shared genomic distribution, but it creates dyadic data: every population appears in many pair rows. Standard row-wise regression tests, bootstraps, or response shuffles therefore do not preserve the population-level dependence structure. Quadratic assignment procedures (QAP) address this problem by permuting population labels on a complete matrix (Krackhardt 1988; Dekker, Krackhardt, and Snijders 2007).</w:t>
       </w:r>
     </w:p>
     <w:p>
@@ -137,7 +137,7 @@
           <w:i w:val="0"/>
           <w:sz w:val="24"/>
         </w:rPr>
-        <w:t>The primary objective was to test whether Neanderthal- and Denisovan-segment profile similarity declines with great-circle distance across 66 populations from the 1000 Genomes Project and Human Genome Diversity Project. We also tested robustness to alternative genomic windows, similarity metrics, sample-size thresholds, datasets, co-located pairs, and regional omission. A secondary analysis of the ABO-centered interval was retained because ABO has an unusually deep allelic history and has motivated founder-effect and archaic-background hypotheses (Calafell et al. 2008; Halverson and Bolnick 2008; Segurel et al. 2012; Condemi et al. 2021). This focal analysis was prespecified as exploratory and was not used to infer a migration route.</w:t>
+        <w:t>The primary objective was to test whether Neanderthal- and Denisovan-segment profile similarity declines with great-circle distance across 66 populations from the 1000 Genomes Project and Human Genome Diversity Project (HGDP). We also tested robustness to alternative genomic windows, similarity metrics, sample-size thresholds, datasets, co-located pairs, and regional omission. A secondary analysis of the interval centered on the ABO blood-group locus was retained because ABO has an unusually deep allelic history and has motivated founder-effect and archaic-background hypotheses (Calafell et al. 2008; Halverson and Bolnick 2008; Segurel et al. 2012; Condemi et al. 2021). This focal analysis was prespecified as exploratory and was not used to infer a migration route.</w:t>
       </w:r>
     </w:p>
     <w:p>
@@ -166,7 +166,7 @@
           <w:i w:val="0"/>
           <w:sz w:val="24"/>
         </w:rPr>
-        <w:t>We analyzed publicly archived hmmix segment calls from 1000 Genomes and HGDP samples in Zenodo record 14136628. Hmmix detects candidate archaic sequence without requiring an unadmixed modern outgroup (Skov et al. 2018). Source population definitions followed the 1000 Genomes and HGDP resources (1000 Genomes Project Consortium 2015; Bergström et al. 2020). SHA-256 checksums of both raw files are written to the analysis provenance record.</w:t>
+        <w:t>We analyzed publicly archived segment calls generated with hmmix, a hidden Markov model-based method that detects candidate archaic sequence without requiring an unadmixed modern outgroup (Skov et al. 2018). Segment files for the 1000 Genomes Project and Human Genome Diversity Project (HGDP) samples were obtained from Zenodo record 14136628. Source population definitions followed those resources (1000 Genomes Project Consortium 2015; Bergström et al. 2020). Secure Hash Algorithm 256 (SHA-256) checksums of both raw files are written to the analysis provenance record.</w:t>
       </w:r>
     </w:p>
     <w:p>
@@ -200,7 +200,7 @@
           <w:i w:val="0"/>
           <w:sz w:val="24"/>
         </w:rPr>
-        <w:t>Autosomes were partitioned into 500-kb windows. Within each ancestry category, overlapping or fragmented source segments were collapsed so that each individual-haplotype-window contributed at most one presence. For each population and window, unique haplotype presences were divided by twice the number of represented individuals. A runtime validity check required every frequency to lie between 0 and 1.</w:t>
+        <w:t>Autosomes were partitioned into 500-kilobase (kb) windows. Within each ancestry category, overlapping or fragmented source segments were collapsed so that each individual-haplotype-window contributed at most one presence. For each population and window, unique haplotype presences were divided by twice the number of represented individuals. A runtime validity check required every frequency to lie between 0 and 1.</w:t>
       </w:r>
     </w:p>
     <w:p>
@@ -247,7 +247,7 @@
           <w:i w:val="0"/>
           <w:sz w:val="24"/>
         </w:rPr>
-        <w:t>The primary expanded descriptive model regressed pairwise similarity on distance per 1,000 km, involvement of one of four designated recently admixed American populations (PUR, CLM, MXL, or PEL), same-continent status, and same-dataset status. These indicators are coarse sensitivity covariates, not individual ancestry estimates or causal controls. Distance-only models were also fit.</w:t>
+        <w:t>The primary expanded descriptive model regressed pairwise similarity on distance per 1,000 km, involvement of one of four designated recently admixed American populations: Puerto Ricans from Puerto Rico (PUR), Colombians from Medellín, Colombia (CLM), people with Mexican ancestry from Los Angeles, United States (MXL), or Peruvians from Lima, Peru (PEL). The model also included same-continent status and same-dataset status. These indicators are coarse sensitivity covariates, not individual ancestry estimates or causal controls. Distance-only models were also fit.</w:t>
       </w:r>
     </w:p>
     <w:p>
@@ -294,7 +294,7 @@
           <w:i w:val="0"/>
           <w:sz w:val="24"/>
         </w:rPr>
-        <w:t>Outlier analysis was restricted to the complete matrix after removing PUR, CLM, MXL, and PEL. Similarity was modeled using distance, same-continent status, and same-dataset status. Positive residuals were standardized by the residual standard deviation. For every pair, a one-sided nominal P value was calculated from its own residual null distribution across 9,999 population-label permutations. The Benjamini-Hochberg procedure was applied jointly to all non-admixed pairs within each ancestry analysis (Benjamini and Hochberg 1995). A supported positive outlier required z&gt;2 and q&lt;0.10.</w:t>
+        <w:t>Outlier analysis was restricted to the complete matrix after removing PUR, CLM, MXL, and PEL. Similarity was modeled using distance, same-continent status, and same-dataset status. Positive residuals were standardized by the residual standard deviation. For every pair, a one-sided nominal P value was calculated from its own residual null distribution across 9,999 population-label permutations. The Benjamini-Hochberg procedure was applied jointly to all non-admixed pairs within each ancestry analysis to control the false discovery rate (FDR) (Benjamini and Hochberg 1995). A supported positive outlier required z&gt;2 and q&lt;0.10.</w:t>
       </w:r>
     </w:p>
     <w:p>
@@ -315,7 +315,7 @@
           <w:i w:val="0"/>
           <w:sz w:val="24"/>
         </w:rPr>
-        <w:t>We repeated distance-only population-label tests for 250-kb, 500-kb, and 1-Mb windows. At 500 kb, robustness summaries compared Pearson, Spearman, and cosine similarity; minimum population sizes of 7, 10, 15, and 20; the complete dataset, non-admixed populations, 1000 Genomes-only and HGDP-only subsets; exclusion of zero-distance pairs; and leave-one-continent-out subsets. Full-window Pearson correlation and presence-absence Jaccard similarity assessed sensitivity to the nonzero-window union. Sensitivity tests used 999 population-label permutations. No genome-wide callable mask was available in the source release, so mask-adjusted profiles could not be evaluated.</w:t>
+        <w:t>We repeated distance-only population-label tests for 250-kb, 500-kb, and 1-megabase (Mb) windows. At 500 kb, robustness summaries compared Pearson, Spearman, and cosine similarity; minimum population sizes of 7, 10, 15, and 20; the complete dataset, non-admixed populations, 1000 Genomes-only and HGDP-only subsets; exclusion of zero-distance pairs; and leave-one-continent-out subsets. Full-window Pearson correlation and presence-absence Jaccard similarity assessed sensitivity to the nonzero-window union. Sensitivity tests used 999 population-label permutations. No genome-wide callable mask was available in the source release, so mask-adjusted profiles could not be evaluated.</w:t>
       </w:r>
     </w:p>
     <w:p>
@@ -336,7 +336,7 @@
           <w:i w:val="0"/>
           <w:sz w:val="24"/>
         </w:rPr>
-        <w:t>The ABO gene was defined on GRCh38 as chr9:133,233,278-133,276,024. We distinguished strict gene overlap from any overlap with a 500-kb interval spanning chr9:133.0-133.5 Mb. Population carrier frequencies used unique individuals in the numerator and all represented source individuals in the denominator.</w:t>
+        <w:t>The ABO gene was defined on Genome Reference Consortium Human Build 38 (GRCh38) as chromosome 9 (chr9):133,233,278-133,276,024. We distinguished strict gene overlap from any overlap with a 500-kb interval spanning chr9:133.0-133.5 Mb. Population carrier frequencies used unique individuals in the numerator and all represented source individuals in the denominator.</w:t>
       </w:r>
     </w:p>
     <w:p>
@@ -349,7 +349,7 @@
           <w:i w:val="0"/>
           <w:sz w:val="24"/>
         </w:rPr>
-        <w:t>For Neanderthal or Both segments in the interval, similarity counts to Altai, Vindija, and Chagyrskaya were compared; tied maxima remained ties. The Vindija reference is a high-coverage Neanderthal genome (Prüfer et al. 2017). The O2-defining rs41302905 T allele was summarized from Ensembl/1000 Genomes frequencies and published Solomon Islands frequencies (Ohashi et al. 2006). Ancient-window observations were descriptively extracted from public outputs associated with Iasi et al. (2024); ancient and modern calls were not directly compared statistically.</w:t>
+        <w:t>For Neanderthal or Both segments in the interval, similarity counts to Altai, Vindija, and Chagyrskaya were compared; tied maxima remained ties. The Vindija reference is a high-coverage Neanderthal genome (Prüfer et al. 2017). The O2 blood-group subtype-defining rs41302905 T allele was summarized from Ensembl/1000 Genomes frequencies and published Solomon Islands frequencies (Ohashi et al. 2006). Ancient-window observations were descriptively extracted from public outputs associated with Iasi et al. (2024); ancient and modern calls were not directly compared statistically.</w:t>
       </w:r>
     </w:p>
     <w:p>
@@ -383,7 +383,7 @@
           <w:i w:val="0"/>
           <w:sz w:val="24"/>
         </w:rPr>
-        <w:t>No source community or stakeholder representatives participated in the design, analysis, interpretation, or dissemination of the present secondary study, and no direct community return-of-results process was conducted. Because the dataset includes Indigenous participants and the topic can affect narratives of ancestry and migration, analyses were interpreted in light of Indigenous data-governance guidance and the CARE principles (Claw et al. 2018; Carroll et al. 2020). Population labels were retained only when needed for transparent source-data description; locus-level observations were not generalized to communities, and migration routes were not assigned from these data. The public article, code, and derived aggregate results are the current means of results availability. These disclosures follow the expanded AJBA guidance on ethical review and stakeholder communication (Turner 2025).</w:t>
+        <w:t>No source community or stakeholder representatives participated in the design, analysis, interpretation, or dissemination of the present secondary study, and no direct community return-of-results process was conducted. Because the dataset includes Indigenous participants and the topic can affect narratives of ancestry and migration, analyses were interpreted in light of Indigenous data-governance guidance and the Collective Benefit, Authority to Control, Responsibility, and Ethics (CARE) Principles (Claw et al. 2018; Carroll et al. 2020). Population labels were retained only when needed for transparent source-data description; locus-level observations were not generalized to communities, and migration routes were not assigned from these data. The public article, code, and derived aggregate results are the current means of results availability. These disclosures follow the expanded journal guidance on ethical review and stakeholder communication (Turner 2025).</w:t>
       </w:r>
     </w:p>
     <w:p>
@@ -475,7 +475,7 @@
           <w:i w:val="0"/>
           <w:sz w:val="24"/>
         </w:rPr>
-        <w:t>A polygon-based Minard diagram places the analysis within broad dispersal and archaic-introgression contexts (Figure 3). Band widths, branch positions, and event placement are schematic and are not estimates from the present pairwise analysis.</w:t>
+        <w:t>A Minard-style diagram places the analysis within broad dispersal and archaic-introgression contexts (Figure 3). Band widths, branch positions, and event placement are schematic and are not estimates from the present pairwise analysis.</w:t>
       </w:r>
     </w:p>
     <w:p>
@@ -1107,7 +1107,7 @@
         <w:t xml:space="preserve">Figure 3. </w:t>
       </w:r>
       <w:r>
-        <w:t>Polygon-based Minard-style schematic of human dispersal and archaic introgression. Band widths, branch positions, and event placement are illustrative and do not estimate migration magnitude, ancestry proportion, or a route supported by the present analysis.</w:t>
+        <w:t>Minard-style schematic of human dispersal and archaic introgression. Band widths, branch positions, and event placement are illustrative and do not estimate migration magnitude, ancestry proportion, or a route supported by the present analysis.</w:t>
       </w:r>
     </w:p>
     <w:p>
@@ -1135,7 +1135,7 @@
         <w:t xml:space="preserve">Figure 5. </w:t>
       </w:r>
       <w:r>
-        <w:t>Descriptive geographic distance correlations at 250-kb, 500-kb, and 1-Mb window sizes. QAP results are tabulated in Supplementary Data.</w:t>
+        <w:t>Descriptive geographic distance correlations at 250-kb, 500-kb, and 1-Mb window sizes. Quadratic assignment procedure results are tabulated in Supplementary Data.</w:t>
       </w:r>
     </w:p>
     <w:p>
@@ -1163,7 +1163,7 @@
         <w:t xml:space="preserve">Figure 7. </w:t>
       </w:r>
       <w:r>
-        <w:t>O2-defining allele frequencies and ABO-window segment-carrier frequencies. The panels use different sources and are not an association analysis; proximity does not establish that the O2 allele is Neanderthal-derived.</w:t>
+        <w:t>O2 blood-group subtype-defining allele frequencies and ABO-window segment-carrier frequencies. The panels use different sources and are not an association analysis; proximity does not establish that the O2 allele is Neanderthal-derived.</w:t>
       </w:r>
     </w:p>
     <w:p>
